--- a/unicesumar/engenharia-software/fundamentos-arquiteturas-computadores/atividades/mapa/mapa.docx
+++ b/unicesumar/engenharia-software/fundamentos-arquiteturas-computadores/atividades/mapa/mapa.docx
@@ -1,10 +1,11 @@
 
 <file path=word/document.xml><?xml version="1.0" encoding="utf-8"?>
-<w:document xmlns:wpc="http://schemas.microsoft.com/office/word/2010/wordprocessingCanvas" xmlns:cx="http://schemas.microsoft.com/office/drawing/2014/chartex" xmlns:cx1="http://schemas.microsoft.com/office/drawing/2015/9/8/chartex" xmlns:cx2="http://schemas.microsoft.com/office/drawing/2015/10/21/chartex" xmlns:cx3="http://schemas.microsoft.com/office/drawing/2016/5/9/chartex" xmlns:cx4="http://schemas.microsoft.com/office/drawing/2016/5/10/chartex" xmlns:cx5="http://schemas.microsoft.com/office/drawing/2016/5/11/chartex" xmlns:cx6="http://schemas.microsoft.com/office/drawing/2016/5/12/chartex" xmlns:cx7="http://schemas.microsoft.com/office/drawing/2016/5/13/chartex" xmlns:cx8="http://schemas.microsoft.com/office/drawing/2016/5/14/chartex" xmlns:mc="http://schemas.openxmlformats.org/markup-compatibility/2006" xmlns:aink="http://schemas.microsoft.com/office/drawing/2016/ink" xmlns:am3d="http://schemas.microsoft.com/office/drawing/2017/model3d" xmlns:o="urn:schemas-microsoft-com:office:office" xmlns:oel="http://schemas.microsoft.com/office/2019/extlst" xmlns:r="http://schemas.openxmlformats.org/officeDocument/2006/relationships" xmlns:m="http://schemas.openxmlformats.org/officeDocument/2006/math" xmlns:v="urn:schemas-microsoft-com:vml" xmlns:wp14="http://schemas.microsoft.com/office/word/2010/wordprocessingDrawing" xmlns:wp="http://schemas.openxmlformats.org/drawingml/2006/wordprocessingDrawing" xmlns:w10="urn:schemas-microsoft-com:office:word" xmlns:w="http://schemas.openxmlformats.org/wordprocessingml/2006/main" xmlns:w14="http://schemas.microsoft.com/office/word/2010/wordml" xmlns:w15="http://schemas.microsoft.com/office/word/2012/wordml" xmlns:w16cex="http://schemas.microsoft.com/office/word/2018/wordml/cex" xmlns:w16cid="http://schemas.microsoft.com/office/word/2016/wordml/cid" xmlns:w16="http://schemas.microsoft.com/office/word/2018/wordml" xmlns:w16sdtdh="http://schemas.microsoft.com/office/word/2020/wordml/sdtdatahash" xmlns:w16se="http://schemas.microsoft.com/office/word/2015/wordml/symex" xmlns:wpg="http://schemas.microsoft.com/office/word/2010/wordprocessingGroup" xmlns:wpi="http://schemas.microsoft.com/office/word/2010/wordprocessingInk" xmlns:wne="http://schemas.microsoft.com/office/word/2006/wordml" xmlns:wps="http://schemas.microsoft.com/office/word/2010/wordprocessingShape" mc:Ignorable="w14 w15 w16se w16cid w16 w16cex w16sdtdh wp14">
+<w:document xmlns:o="urn:schemas-microsoft-com:office:office" xmlns:r="http://schemas.openxmlformats.org/officeDocument/2006/relationships" xmlns:v="urn:schemas-microsoft-com:vml" xmlns:w="http://schemas.openxmlformats.org/wordprocessingml/2006/main" xmlns:w10="urn:schemas-microsoft-com:office:word" xmlns:wp="http://schemas.openxmlformats.org/drawingml/2006/wordprocessingDrawing" xmlns:pic="http://schemas.openxmlformats.org/drawingml/2006/picture" xmlns:wps="http://schemas.microsoft.com/office/word/2010/wordprocessingShape" xmlns:wpg="http://schemas.microsoft.com/office/word/2010/wordprocessingGroup" xmlns:mc="http://schemas.openxmlformats.org/markup-compatibility/2006" xmlns:wp14="http://schemas.microsoft.com/office/word/2010/wordprocessingDrawing" xmlns:w14="http://schemas.microsoft.com/office/word/2010/wordml" xmlns:w15="http://schemas.microsoft.com/office/word/2012/wordml" mc:Ignorable="w14 wp14 w15">
   <w:body>
     <w:p>
       <w:pPr>
-        <w:spacing w:before="240" w:line="360" w:lineRule="auto"/>
+        <w:pStyle w:val="Normal"/>
+        <w:spacing w:lineRule="auto" w:line="360" w:before="240" w:after="0"/>
         <w:jc w:val="center"/>
         <w:rPr>
           <w:rFonts w:ascii="Times New Roman" w:hAnsi="Times New Roman"/>
@@ -27,8 +28,9 @@
     </w:p>
     <w:p>
       <w:pPr>
-        <w:widowControl w:val="0"/>
-        <w:spacing w:line="360" w:lineRule="auto"/>
+        <w:pStyle w:val="Normal"/>
+        <w:widowControl w:val="false"/>
+        <w:spacing w:lineRule="auto" w:line="360"/>
         <w:rPr>
           <w:rFonts w:ascii="Times New Roman" w:hAnsi="Times New Roman"/>
           <w:b/>
@@ -36,22 +38,29 @@
           <w:szCs w:val="24"/>
         </w:rPr>
       </w:pPr>
+      <w:r>
+        <w:rPr>
+          <w:rFonts w:ascii="Times New Roman" w:hAnsi="Times New Roman"/>
+          <w:b/>
+          <w:sz w:val="24"/>
+          <w:szCs w:val="24"/>
+        </w:rPr>
+      </w:r>
     </w:p>
     <w:tbl>
       <w:tblPr>
         <w:tblStyle w:val="a"/>
         <w:tblW w:w="9030" w:type="dxa"/>
+        <w:jc w:val="start"/>
         <w:tblInd w:w="-100" w:type="dxa"/>
-        <w:tblBorders>
-          <w:top w:val="nil"/>
-          <w:left w:val="nil"/>
-          <w:bottom w:val="nil"/>
-          <w:right w:val="nil"/>
-          <w:insideH w:val="nil"/>
-          <w:insideV w:val="nil"/>
-        </w:tblBorders>
         <w:tblLayout w:type="fixed"/>
-        <w:tblLook w:val="0600" w:firstRow="0" w:lastRow="0" w:firstColumn="0" w:lastColumn="0" w:noHBand="1" w:noVBand="1"/>
+        <w:tblCellMar>
+          <w:top w:w="100" w:type="dxa"/>
+          <w:start w:w="100" w:type="dxa"/>
+          <w:bottom w:w="100" w:type="dxa"/>
+          <w:end w:w="100" w:type="dxa"/>
+        </w:tblCellMar>
+        <w:tblLook w:firstRow="0" w:noVBand="1" w:lastRow="0" w:firstColumn="0" w:lastColumn="0" w:noHBand="1" w:val="0600"/>
       </w:tblPr>
       <w:tblGrid>
         <w:gridCol w:w="6075"/>
@@ -60,28 +69,23 @@
       </w:tblGrid>
       <w:tr>
         <w:trPr>
-          <w:trHeight w:val="465"/>
+          <w:trHeight w:val="465" w:hRule="atLeast"/>
         </w:trPr>
         <w:tc>
           <w:tcPr>
             <w:tcW w:w="6075" w:type="dxa"/>
             <w:tcBorders>
               <w:top w:val="single" w:sz="8" w:space="0" w:color="000000"/>
-              <w:left w:val="single" w:sz="8" w:space="0" w:color="000000"/>
+              <w:start w:val="single" w:sz="8" w:space="0" w:color="000000"/>
               <w:bottom w:val="single" w:sz="8" w:space="0" w:color="000000"/>
-              <w:right w:val="single" w:sz="8" w:space="0" w:color="000000"/>
+              <w:end w:val="single" w:sz="8" w:space="0" w:color="000000"/>
             </w:tcBorders>
-            <w:tcMar>
-              <w:top w:w="100" w:type="dxa"/>
-              <w:left w:w="100" w:type="dxa"/>
-              <w:bottom w:w="100" w:type="dxa"/>
-              <w:right w:w="100" w:type="dxa"/>
-            </w:tcMar>
           </w:tcPr>
           <w:p>
             <w:pPr>
-              <w:spacing w:line="360" w:lineRule="auto"/>
-              <w:ind w:left="100" w:right="100"/>
+              <w:pStyle w:val="Normal"/>
+              <w:spacing w:lineRule="auto" w:line="360"/>
+              <w:ind w:start="100" w:end="100"/>
               <w:rPr>
                 <w:rFonts w:ascii="Times New Roman" w:hAnsi="Times New Roman"/>
                 <w:b/>
@@ -96,16 +100,7 @@
                 <w:sz w:val="24"/>
                 <w:szCs w:val="24"/>
               </w:rPr>
-              <w:t>Acadêmico:</w:t>
-            </w:r>
-            <w:r>
-              <w:rPr>
-                <w:rFonts w:ascii="Times New Roman" w:hAnsi="Times New Roman"/>
-                <w:b/>
-                <w:sz w:val="24"/>
-                <w:szCs w:val="24"/>
-              </w:rPr>
-              <w:t xml:space="preserve"> José Luiz Bruiani Barco</w:t>
+              <w:t>Acadêmico: José Luiz Bruiani Barco</w:t>
             </w:r>
           </w:p>
         </w:tc>
@@ -115,21 +110,15 @@
             <w:gridSpan w:val="2"/>
             <w:tcBorders>
               <w:top w:val="single" w:sz="8" w:space="0" w:color="000000"/>
-              <w:left w:val="nil"/>
               <w:bottom w:val="single" w:sz="8" w:space="0" w:color="000000"/>
-              <w:right w:val="single" w:sz="8" w:space="0" w:color="000000"/>
+              <w:end w:val="single" w:sz="8" w:space="0" w:color="000000"/>
             </w:tcBorders>
-            <w:tcMar>
-              <w:top w:w="100" w:type="dxa"/>
-              <w:left w:w="100" w:type="dxa"/>
-              <w:bottom w:w="100" w:type="dxa"/>
-              <w:right w:w="100" w:type="dxa"/>
-            </w:tcMar>
           </w:tcPr>
           <w:p>
             <w:pPr>
-              <w:spacing w:line="360" w:lineRule="auto"/>
-              <w:ind w:left="100" w:right="100"/>
+              <w:pStyle w:val="Normal"/>
+              <w:spacing w:lineRule="auto" w:line="360"/>
+              <w:ind w:start="100" w:end="100"/>
               <w:rPr>
                 <w:rFonts w:ascii="Times New Roman" w:hAnsi="Times New Roman"/>
                 <w:b/>
@@ -144,45 +133,30 @@
                 <w:sz w:val="24"/>
                 <w:szCs w:val="24"/>
               </w:rPr>
-              <w:t>R.A.</w:t>
-            </w:r>
-            <w:r>
-              <w:rPr>
-                <w:rFonts w:ascii="Times New Roman" w:hAnsi="Times New Roman"/>
-                <w:b/>
-                <w:sz w:val="24"/>
-                <w:szCs w:val="24"/>
-              </w:rPr>
-              <w:t xml:space="preserve"> </w:t>
+              <w:t xml:space="preserve">R.A. </w:t>
             </w:r>
           </w:p>
         </w:tc>
       </w:tr>
       <w:tr>
         <w:trPr>
-          <w:trHeight w:val="420"/>
+          <w:trHeight w:val="420" w:hRule="atLeast"/>
         </w:trPr>
         <w:tc>
           <w:tcPr>
             <w:tcW w:w="9030" w:type="dxa"/>
             <w:gridSpan w:val="3"/>
             <w:tcBorders>
-              <w:top w:val="nil"/>
-              <w:left w:val="single" w:sz="8" w:space="0" w:color="000000"/>
+              <w:start w:val="single" w:sz="8" w:space="0" w:color="000000"/>
               <w:bottom w:val="single" w:sz="8" w:space="0" w:color="000000"/>
-              <w:right w:val="single" w:sz="8" w:space="0" w:color="000000"/>
+              <w:end w:val="single" w:sz="8" w:space="0" w:color="000000"/>
             </w:tcBorders>
-            <w:tcMar>
-              <w:top w:w="100" w:type="dxa"/>
-              <w:left w:w="100" w:type="dxa"/>
-              <w:bottom w:w="100" w:type="dxa"/>
-              <w:right w:w="100" w:type="dxa"/>
-            </w:tcMar>
           </w:tcPr>
           <w:p>
             <w:pPr>
-              <w:spacing w:line="360" w:lineRule="auto"/>
-              <w:ind w:left="100" w:right="100"/>
+              <w:pStyle w:val="Normal"/>
+              <w:spacing w:lineRule="auto" w:line="360"/>
+              <w:ind w:start="100" w:end="100"/>
               <w:rPr>
                 <w:rFonts w:ascii="Times New Roman" w:hAnsi="Times New Roman"/>
                 <w:b/>
@@ -197,46 +171,31 @@
                 <w:sz w:val="24"/>
                 <w:szCs w:val="24"/>
               </w:rPr>
-              <w:t xml:space="preserve">Curso: </w:t>
-            </w:r>
-            <w:r>
-              <w:rPr>
-                <w:rFonts w:ascii="Times New Roman" w:hAnsi="Times New Roman"/>
-                <w:b/>
-                <w:sz w:val="24"/>
-                <w:szCs w:val="24"/>
-              </w:rPr>
-              <w:t>Engenharia de Software</w:t>
+              <w:t>Curso: Engenharia de Software</w:t>
             </w:r>
           </w:p>
         </w:tc>
       </w:tr>
       <w:tr>
         <w:trPr>
-          <w:trHeight w:val="420"/>
+          <w:trHeight w:val="420" w:hRule="atLeast"/>
         </w:trPr>
         <w:tc>
           <w:tcPr>
             <w:tcW w:w="9030" w:type="dxa"/>
             <w:gridSpan w:val="3"/>
             <w:tcBorders>
-              <w:top w:val="nil"/>
-              <w:left w:val="single" w:sz="8" w:space="0" w:color="000000"/>
+              <w:start w:val="single" w:sz="8" w:space="0" w:color="000000"/>
               <w:bottom w:val="single" w:sz="8" w:space="0" w:color="000000"/>
-              <w:right w:val="single" w:sz="8" w:space="0" w:color="000000"/>
+              <w:end w:val="single" w:sz="8" w:space="0" w:color="000000"/>
             </w:tcBorders>
-            <w:shd w:val="clear" w:color="auto" w:fill="auto"/>
-            <w:tcMar>
-              <w:top w:w="100" w:type="dxa"/>
-              <w:left w:w="100" w:type="dxa"/>
-              <w:bottom w:w="100" w:type="dxa"/>
-              <w:right w:w="100" w:type="dxa"/>
-            </w:tcMar>
+            <w:shd w:color="auto" w:fill="auto" w:val="clear"/>
           </w:tcPr>
           <w:p>
             <w:pPr>
-              <w:spacing w:line="360" w:lineRule="auto"/>
-              <w:ind w:left="100" w:right="100"/>
+              <w:pStyle w:val="Normal"/>
+              <w:spacing w:lineRule="auto" w:line="360"/>
+              <w:ind w:start="100" w:end="100"/>
               <w:rPr>
                 <w:rFonts w:ascii="Times New Roman" w:hAnsi="Times New Roman"/>
                 <w:b/>
@@ -251,7 +210,7 @@
                 <w:sz w:val="24"/>
                 <w:szCs w:val="24"/>
               </w:rPr>
-              <w:t xml:space="preserve"> Disciplina: </w:t>
+              <w:t xml:space="preserve"> </w:t>
             </w:r>
             <w:r>
               <w:rPr>
@@ -260,37 +219,31 @@
                 <w:sz w:val="24"/>
                 <w:szCs w:val="24"/>
               </w:rPr>
-              <w:t>Fundamentos e Arquitetura de Computadores</w:t>
+              <w:t>Disciplina: Fundamentos e Arquitetura de Computadores</w:t>
             </w:r>
           </w:p>
         </w:tc>
       </w:tr>
       <w:tr>
         <w:trPr>
-          <w:trHeight w:val="420"/>
+          <w:trHeight w:val="420" w:hRule="atLeast"/>
         </w:trPr>
         <w:tc>
           <w:tcPr>
             <w:tcW w:w="6180" w:type="dxa"/>
             <w:gridSpan w:val="2"/>
             <w:tcBorders>
-              <w:top w:val="nil"/>
-              <w:left w:val="single" w:sz="8" w:space="0" w:color="000000"/>
+              <w:start w:val="single" w:sz="8" w:space="0" w:color="000000"/>
               <w:bottom w:val="single" w:sz="8" w:space="0" w:color="000000"/>
-              <w:right w:val="single" w:sz="8" w:space="0" w:color="000000"/>
+              <w:end w:val="single" w:sz="8" w:space="0" w:color="000000"/>
             </w:tcBorders>
-            <w:shd w:val="clear" w:color="auto" w:fill="auto"/>
-            <w:tcMar>
-              <w:top w:w="100" w:type="dxa"/>
-              <w:left w:w="100" w:type="dxa"/>
-              <w:bottom w:w="100" w:type="dxa"/>
-              <w:right w:w="100" w:type="dxa"/>
-            </w:tcMar>
+            <w:shd w:color="auto" w:fill="auto" w:val="clear"/>
           </w:tcPr>
           <w:p>
             <w:pPr>
-              <w:spacing w:line="360" w:lineRule="auto"/>
-              <w:ind w:left="100" w:right="100"/>
+              <w:pStyle w:val="Normal"/>
+              <w:spacing w:lineRule="auto" w:line="360"/>
+              <w:ind w:start="100" w:end="100"/>
               <w:rPr>
                 <w:rFonts w:ascii="Times New Roman" w:hAnsi="Times New Roman"/>
                 <w:b/>
@@ -305,34 +258,7 @@
                 <w:sz w:val="24"/>
                 <w:szCs w:val="24"/>
               </w:rPr>
-              <w:t xml:space="preserve">Valor da atividade: </w:t>
-            </w:r>
-            <w:r>
-              <w:rPr>
-                <w:rFonts w:ascii="Times New Roman" w:hAnsi="Times New Roman"/>
-                <w:b/>
-                <w:sz w:val="24"/>
-                <w:szCs w:val="24"/>
-              </w:rPr>
-              <w:t>3</w:t>
-            </w:r>
-            <w:r>
-              <w:rPr>
-                <w:rFonts w:ascii="Times New Roman" w:hAnsi="Times New Roman"/>
-                <w:b/>
-                <w:sz w:val="24"/>
-                <w:szCs w:val="24"/>
-              </w:rPr>
-              <w:t>,</w:t>
-            </w:r>
-            <w:r>
-              <w:rPr>
-                <w:rFonts w:ascii="Times New Roman" w:hAnsi="Times New Roman"/>
-                <w:b/>
-                <w:sz w:val="24"/>
-                <w:szCs w:val="24"/>
-              </w:rPr>
-              <w:t>5</w:t>
+              <w:t>Valor da atividade: 3,5</w:t>
             </w:r>
           </w:p>
         </w:tc>
@@ -340,23 +266,17 @@
           <w:tcPr>
             <w:tcW w:w="2850" w:type="dxa"/>
             <w:tcBorders>
-              <w:top w:val="nil"/>
-              <w:left w:val="single" w:sz="8" w:space="0" w:color="000000"/>
+              <w:start w:val="single" w:sz="8" w:space="0" w:color="000000"/>
               <w:bottom w:val="single" w:sz="8" w:space="0" w:color="000000"/>
-              <w:right w:val="single" w:sz="8" w:space="0" w:color="000000"/>
+              <w:end w:val="single" w:sz="8" w:space="0" w:color="000000"/>
             </w:tcBorders>
-            <w:shd w:val="clear" w:color="auto" w:fill="auto"/>
-            <w:tcMar>
-              <w:top w:w="100" w:type="dxa"/>
-              <w:left w:w="100" w:type="dxa"/>
-              <w:bottom w:w="100" w:type="dxa"/>
-              <w:right w:w="100" w:type="dxa"/>
-            </w:tcMar>
+            <w:shd w:color="auto" w:fill="auto" w:val="clear"/>
           </w:tcPr>
           <w:p>
             <w:pPr>
-              <w:spacing w:line="360" w:lineRule="auto"/>
-              <w:ind w:right="100"/>
+              <w:pStyle w:val="Normal"/>
+              <w:spacing w:lineRule="auto" w:line="360"/>
+              <w:ind w:end="100"/>
               <w:rPr>
                 <w:rFonts w:ascii="Times New Roman" w:hAnsi="Times New Roman"/>
                 <w:b/>
@@ -371,16 +291,7 @@
                 <w:sz w:val="24"/>
                 <w:szCs w:val="24"/>
               </w:rPr>
-              <w:t>Prazo:</w:t>
-            </w:r>
-            <w:r>
-              <w:rPr>
-                <w:rFonts w:ascii="Times New Roman" w:hAnsi="Times New Roman"/>
-                <w:b/>
-                <w:sz w:val="24"/>
-                <w:szCs w:val="24"/>
-              </w:rPr>
-              <w:t xml:space="preserve"> 26/04/2026</w:t>
+              <w:t>Prazo: 26/04/2026</w:t>
             </w:r>
           </w:p>
         </w:tc>
@@ -388,7 +299,8 @@
     </w:tbl>
     <w:p>
       <w:pPr>
-        <w:spacing w:after="120" w:line="360" w:lineRule="auto"/>
+        <w:pStyle w:val="Normal"/>
+        <w:spacing w:lineRule="auto" w:line="360" w:before="0" w:after="120"/>
         <w:rPr>
           <w:rFonts w:ascii="Times New Roman" w:hAnsi="Times New Roman"/>
           <w:b/>
@@ -396,10 +308,19 @@
           <w:szCs w:val="24"/>
         </w:rPr>
       </w:pPr>
-    </w:p>
-    <w:p>
-      <w:pPr>
-        <w:spacing w:after="120" w:line="360" w:lineRule="auto"/>
+      <w:r>
+        <w:rPr>
+          <w:rFonts w:ascii="Times New Roman" w:hAnsi="Times New Roman"/>
+          <w:b/>
+          <w:sz w:val="24"/>
+          <w:szCs w:val="24"/>
+        </w:rPr>
+      </w:r>
+    </w:p>
+    <w:p>
+      <w:pPr>
+        <w:pStyle w:val="Normal"/>
+        <w:spacing w:lineRule="auto" w:line="360" w:before="0" w:after="120"/>
         <w:jc w:val="center"/>
         <w:rPr>
           <w:rFonts w:ascii="Times New Roman" w:hAnsi="Times New Roman"/>
@@ -422,11 +343,12 @@
     </w:p>
     <w:p>
       <w:pPr>
+        <w:pStyle w:val="Normal"/>
         <w:numPr>
           <w:ilvl w:val="0"/>
           <w:numId w:val="1"/>
         </w:numPr>
-        <w:spacing w:line="360" w:lineRule="auto"/>
+        <w:spacing w:lineRule="auto" w:line="360"/>
         <w:jc w:val="both"/>
         <w:rPr>
           <w:rFonts w:ascii="Times New Roman" w:hAnsi="Times New Roman"/>
@@ -445,11 +367,12 @@
     </w:p>
     <w:p>
       <w:pPr>
+        <w:pStyle w:val="Normal"/>
         <w:numPr>
           <w:ilvl w:val="0"/>
           <w:numId w:val="1"/>
         </w:numPr>
-        <w:spacing w:line="360" w:lineRule="auto"/>
+        <w:spacing w:lineRule="auto" w:line="360"/>
         <w:jc w:val="both"/>
         <w:rPr>
           <w:rFonts w:ascii="Times New Roman" w:hAnsi="Times New Roman"/>
@@ -468,11 +391,12 @@
     </w:p>
     <w:p>
       <w:pPr>
+        <w:pStyle w:val="Normal"/>
         <w:numPr>
           <w:ilvl w:val="0"/>
           <w:numId w:val="1"/>
         </w:numPr>
-        <w:spacing w:line="360" w:lineRule="auto"/>
+        <w:spacing w:lineRule="auto" w:line="360"/>
         <w:jc w:val="both"/>
         <w:rPr>
           <w:rFonts w:ascii="Times New Roman" w:hAnsi="Times New Roman"/>
@@ -491,11 +415,12 @@
     </w:p>
     <w:p>
       <w:pPr>
+        <w:pStyle w:val="Normal"/>
         <w:numPr>
           <w:ilvl w:val="0"/>
           <w:numId w:val="1"/>
         </w:numPr>
-        <w:spacing w:line="360" w:lineRule="auto"/>
+        <w:spacing w:lineRule="auto" w:line="360"/>
         <w:jc w:val="both"/>
         <w:rPr>
           <w:rFonts w:ascii="Times New Roman" w:hAnsi="Times New Roman"/>
@@ -514,11 +439,12 @@
     </w:p>
     <w:p>
       <w:pPr>
+        <w:pStyle w:val="Normal"/>
         <w:numPr>
           <w:ilvl w:val="0"/>
           <w:numId w:val="1"/>
         </w:numPr>
-        <w:spacing w:line="360" w:lineRule="auto"/>
+        <w:spacing w:lineRule="auto" w:line="360"/>
         <w:jc w:val="both"/>
         <w:rPr>
           <w:rFonts w:ascii="Times New Roman" w:hAnsi="Times New Roman"/>
@@ -537,11 +463,12 @@
     </w:p>
     <w:p>
       <w:pPr>
+        <w:pStyle w:val="Normal"/>
         <w:numPr>
           <w:ilvl w:val="0"/>
           <w:numId w:val="1"/>
         </w:numPr>
-        <w:spacing w:line="360" w:lineRule="auto"/>
+        <w:spacing w:lineRule="auto" w:line="360"/>
         <w:jc w:val="both"/>
         <w:rPr>
           <w:rFonts w:ascii="Times New Roman" w:hAnsi="Times New Roman"/>
@@ -560,11 +487,12 @@
     </w:p>
     <w:p>
       <w:pPr>
+        <w:pStyle w:val="Normal"/>
         <w:numPr>
           <w:ilvl w:val="0"/>
           <w:numId w:val="1"/>
         </w:numPr>
-        <w:spacing w:line="360" w:lineRule="auto"/>
+        <w:spacing w:lineRule="auto" w:line="360"/>
         <w:jc w:val="both"/>
         <w:rPr>
           <w:rFonts w:ascii="Times New Roman" w:hAnsi="Times New Roman"/>
@@ -583,11 +511,12 @@
     </w:p>
     <w:p>
       <w:pPr>
+        <w:pStyle w:val="Normal"/>
         <w:numPr>
           <w:ilvl w:val="0"/>
           <w:numId w:val="1"/>
         </w:numPr>
-        <w:spacing w:line="360" w:lineRule="auto"/>
+        <w:spacing w:lineRule="auto" w:line="360"/>
         <w:jc w:val="both"/>
         <w:rPr>
           <w:rFonts w:ascii="Times New Roman" w:hAnsi="Times New Roman"/>
@@ -606,11 +535,12 @@
     </w:p>
     <w:p>
       <w:pPr>
+        <w:pStyle w:val="Normal"/>
         <w:numPr>
           <w:ilvl w:val="0"/>
           <w:numId w:val="1"/>
         </w:numPr>
-        <w:spacing w:line="360" w:lineRule="auto"/>
+        <w:spacing w:lineRule="auto" w:line="360"/>
         <w:jc w:val="both"/>
         <w:rPr>
           <w:rFonts w:ascii="Times New Roman" w:hAnsi="Times New Roman"/>
@@ -629,27 +559,44 @@
     </w:p>
     <w:p>
       <w:pPr>
-        <w:spacing w:line="360" w:lineRule="auto"/>
-        <w:rPr>
-          <w:rFonts w:ascii="Times New Roman" w:hAnsi="Times New Roman"/>
-          <w:sz w:val="24"/>
-          <w:szCs w:val="24"/>
-        </w:rPr>
-      </w:pPr>
-    </w:p>
-    <w:p>
-      <w:pPr>
-        <w:spacing w:line="360" w:lineRule="auto"/>
-        <w:rPr>
-          <w:rFonts w:ascii="Times New Roman" w:hAnsi="Times New Roman"/>
-          <w:sz w:val="24"/>
-          <w:szCs w:val="24"/>
-        </w:rPr>
-      </w:pPr>
-    </w:p>
-    <w:p>
-      <w:pPr>
-        <w:spacing w:line="360" w:lineRule="auto"/>
+        <w:pStyle w:val="Normal"/>
+        <w:spacing w:lineRule="auto" w:line="360"/>
+        <w:rPr>
+          <w:rFonts w:ascii="Times New Roman" w:hAnsi="Times New Roman"/>
+          <w:sz w:val="24"/>
+          <w:szCs w:val="24"/>
+        </w:rPr>
+      </w:pPr>
+      <w:r>
+        <w:rPr>
+          <w:rFonts w:ascii="Times New Roman" w:hAnsi="Times New Roman"/>
+          <w:sz w:val="24"/>
+          <w:szCs w:val="24"/>
+        </w:rPr>
+      </w:r>
+    </w:p>
+    <w:p>
+      <w:pPr>
+        <w:pStyle w:val="Normal"/>
+        <w:spacing w:lineRule="auto" w:line="360"/>
+        <w:rPr>
+          <w:rFonts w:ascii="Times New Roman" w:hAnsi="Times New Roman"/>
+          <w:sz w:val="24"/>
+          <w:szCs w:val="24"/>
+        </w:rPr>
+      </w:pPr>
+      <w:r>
+        <w:rPr>
+          <w:rFonts w:ascii="Times New Roman" w:hAnsi="Times New Roman"/>
+          <w:sz w:val="24"/>
+          <w:szCs w:val="24"/>
+        </w:rPr>
+      </w:r>
+    </w:p>
+    <w:p>
+      <w:pPr>
+        <w:pStyle w:val="Normal"/>
+        <w:spacing w:lineRule="auto" w:line="360"/>
         <w:jc w:val="center"/>
         <w:rPr>
           <w:rFonts w:ascii="Times New Roman" w:hAnsi="Times New Roman"/>
@@ -672,7 +619,8 @@
     </w:p>
     <w:p>
       <w:pPr>
-        <w:spacing w:line="360" w:lineRule="auto"/>
+        <w:pStyle w:val="Normal"/>
+        <w:spacing w:lineRule="auto" w:line="360"/>
         <w:jc w:val="center"/>
         <w:rPr>
           <w:rFonts w:ascii="Times New Roman" w:hAnsi="Times New Roman"/>
@@ -682,11 +630,7 @@
           <w:szCs w:val="24"/>
         </w:rPr>
       </w:pPr>
-    </w:p>
-    <w:p>
-      <w:pPr>
-        <w:spacing w:line="360" w:lineRule="auto"/>
-        <w:jc w:val="center"/>
+      <w:r>
         <w:rPr>
           <w:rFonts w:ascii="Times New Roman" w:hAnsi="Times New Roman"/>
           <w:b/>
@@ -694,8 +638,13 @@
           <w:sz w:val="24"/>
           <w:szCs w:val="24"/>
         </w:rPr>
-      </w:pPr>
-      <w:r>
+      </w:r>
+    </w:p>
+    <w:p>
+      <w:pPr>
+        <w:pStyle w:val="Normal"/>
+        <w:spacing w:lineRule="auto" w:line="360"/>
+        <w:jc w:val="center"/>
         <w:rPr>
           <w:rFonts w:ascii="Times New Roman" w:hAnsi="Times New Roman"/>
           <w:b/>
@@ -703,13 +652,8 @@
           <w:sz w:val="24"/>
           <w:szCs w:val="24"/>
         </w:rPr>
-        <w:t>Bons estudos!</w:t>
-      </w:r>
-    </w:p>
-    <w:p>
-      <w:pPr>
-        <w:spacing w:line="360" w:lineRule="auto"/>
-        <w:jc w:val="center"/>
+      </w:pPr>
+      <w:r>
         <w:rPr>
           <w:rFonts w:ascii="Times New Roman" w:hAnsi="Times New Roman"/>
           <w:b/>
@@ -717,10 +661,35 @@
           <w:sz w:val="24"/>
           <w:szCs w:val="24"/>
         </w:rPr>
-      </w:pPr>
-    </w:p>
-    <w:p>
-      <w:pPr>
+        <w:t>Bons estudos!</w:t>
+      </w:r>
+    </w:p>
+    <w:p>
+      <w:pPr>
+        <w:pStyle w:val="Normal"/>
+        <w:spacing w:lineRule="auto" w:line="360"/>
+        <w:jc w:val="center"/>
+        <w:rPr>
+          <w:rFonts w:ascii="Times New Roman" w:hAnsi="Times New Roman"/>
+          <w:b/>
+          <w:color w:val="366091"/>
+          <w:sz w:val="24"/>
+          <w:szCs w:val="24"/>
+        </w:rPr>
+      </w:pPr>
+      <w:r>
+        <w:rPr>
+          <w:rFonts w:ascii="Times New Roman" w:hAnsi="Times New Roman"/>
+          <w:b/>
+          <w:color w:val="366091"/>
+          <w:sz w:val="24"/>
+          <w:szCs w:val="24"/>
+        </w:rPr>
+      </w:r>
+    </w:p>
+    <w:p>
+      <w:pPr>
+        <w:pStyle w:val="Normal"/>
         <w:jc w:val="both"/>
         <w:rPr>
           <w:rFonts w:ascii="Times New Roman" w:hAnsi="Times New Roman"/>
@@ -734,13 +703,169 @@
           <w:sz w:val="24"/>
           <w:szCs w:val="24"/>
         </w:rPr>
-        <w:lastRenderedPageBreak/>
+      </w:r>
+    </w:p>
+    <w:p>
+      <w:pPr>
+        <w:pStyle w:val="Normal"/>
+        <w:numPr>
+          <w:ilvl w:val="0"/>
+          <w:numId w:val="2"/>
+        </w:numPr>
+        <w:jc w:val="both"/>
+        <w:rPr>
+          <w:rFonts w:ascii="Times New Roman" w:hAnsi="Times New Roman"/>
+          <w:sz w:val="24"/>
+          <w:szCs w:val="24"/>
+          <w:u w:val="single"/>
+        </w:rPr>
+      </w:pPr>
+      <w:r>
+        <w:rPr>
+          <w:rFonts w:ascii="Times New Roman" w:hAnsi="Times New Roman"/>
+          <w:sz w:val="24"/>
+          <w:szCs w:val="24"/>
+        </w:rPr>
+        <w:t>D</w:t>
+      </w:r>
+      <w:r>
+        <w:rPr>
+          <w:rFonts w:ascii="Times New Roman" w:hAnsi="Times New Roman"/>
+          <w:sz w:val="24"/>
+          <w:szCs w:val="24"/>
+        </w:rPr>
+        <w:t xml:space="preserve">escreva os diferentes </w:t>
+      </w:r>
+      <w:r>
+        <w:rPr>
+          <w:rFonts w:ascii="Times New Roman" w:hAnsi="Times New Roman"/>
+          <w:sz w:val="24"/>
+          <w:szCs w:val="24"/>
+          <w:u w:val="single"/>
+        </w:rPr>
+        <w:t>níveis</w:t>
+      </w:r>
+      <w:r>
+        <w:rPr>
+          <w:rFonts w:ascii="Times New Roman" w:hAnsi="Times New Roman"/>
+          <w:sz w:val="24"/>
+          <w:szCs w:val="24"/>
+          <w:u w:val="none"/>
+        </w:rPr>
+        <w:t xml:space="preserve"> de hierarquia de memória (registradores, cache, memória principal, armazenamento secundário e offline) apontando as suas características, como velocidade, capacidade e custo.</w:t>
+      </w:r>
+    </w:p>
+    <w:p>
+      <w:pPr>
+        <w:pStyle w:val="Normal"/>
+        <w:numPr>
+          <w:ilvl w:val="0"/>
+          <w:numId w:val="2"/>
+        </w:numPr>
+        <w:jc w:val="both"/>
+        <w:rPr>
+          <w:rFonts w:ascii="Times New Roman" w:hAnsi="Times New Roman"/>
+          <w:sz w:val="24"/>
+          <w:szCs w:val="24"/>
+          <w:u w:val="none"/>
+        </w:rPr>
+      </w:pPr>
+      <w:r>
+        <w:rPr>
+          <w:rFonts w:ascii="Times New Roman" w:hAnsi="Times New Roman"/>
+          <w:sz w:val="24"/>
+          <w:szCs w:val="24"/>
+          <w:u w:val="none"/>
+        </w:rPr>
+        <w:t xml:space="preserve">Identifique 2 (dois) </w:t>
+      </w:r>
+      <w:r>
+        <w:rPr>
+          <w:rFonts w:ascii="Times New Roman" w:hAnsi="Times New Roman"/>
+          <w:sz w:val="24"/>
+          <w:szCs w:val="24"/>
+          <w:u w:val="single"/>
+        </w:rPr>
+        <w:t>problemas</w:t>
+      </w:r>
+      <w:r>
+        <w:rPr>
+          <w:rFonts w:ascii="Times New Roman" w:hAnsi="Times New Roman"/>
+          <w:sz w:val="24"/>
+          <w:szCs w:val="24"/>
+          <w:u w:val="none"/>
+        </w:rPr>
+        <w:t xml:space="preserve"> que possam surgir ao acessar dados em diferentes níveis da hierarquia de memória.</w:t>
+      </w:r>
+    </w:p>
+    <w:p>
+      <w:pPr>
+        <w:pStyle w:val="Normal"/>
+        <w:numPr>
+          <w:ilvl w:val="0"/>
+          <w:numId w:val="2"/>
+        </w:numPr>
+        <w:jc w:val="both"/>
+        <w:rPr>
+          <w:rFonts w:ascii="Times New Roman" w:hAnsi="Times New Roman"/>
+          <w:sz w:val="24"/>
+          <w:szCs w:val="24"/>
+          <w:u w:val="none"/>
+        </w:rPr>
+      </w:pPr>
+      <w:r>
+        <w:rPr>
+          <w:rFonts w:ascii="Times New Roman" w:hAnsi="Times New Roman"/>
+          <w:sz w:val="24"/>
+          <w:szCs w:val="24"/>
+          <w:u w:val="none"/>
+        </w:rPr>
+        <w:t xml:space="preserve">Proponha um </w:t>
+      </w:r>
+      <w:r>
+        <w:rPr>
+          <w:rFonts w:ascii="Times New Roman" w:hAnsi="Times New Roman"/>
+          <w:sz w:val="24"/>
+          <w:szCs w:val="24"/>
+          <w:u w:val="single"/>
+        </w:rPr>
+        <w:t>modelo</w:t>
+      </w:r>
+      <w:r>
+        <w:rPr>
+          <w:rFonts w:ascii="Times New Roman" w:hAnsi="Times New Roman"/>
+          <w:sz w:val="24"/>
+          <w:szCs w:val="24"/>
+          <w:u w:val="none"/>
+        </w:rPr>
+        <w:t xml:space="preserve"> de </w:t>
+      </w:r>
+      <w:r>
+        <w:rPr>
+          <w:rFonts w:ascii="Times New Roman" w:hAnsi="Times New Roman"/>
+          <w:sz w:val="24"/>
+          <w:szCs w:val="24"/>
+          <w:u w:val="single"/>
+        </w:rPr>
+        <w:t>otimização</w:t>
+      </w:r>
+      <w:r>
+        <w:rPr>
+          <w:rFonts w:ascii="Times New Roman" w:hAnsi="Times New Roman"/>
+          <w:sz w:val="24"/>
+          <w:szCs w:val="24"/>
+          <w:u w:val="none"/>
+        </w:rPr>
+        <w:t xml:space="preserve"> considerando “o uso estratégico de cache para minimizar a latência e maximizar o throughput”.</w:t>
+      </w:r>
+      <w:r>
         <w:br w:type="page"/>
       </w:r>
     </w:p>
     <w:p>
       <w:pPr>
-        <w:spacing w:line="360" w:lineRule="auto"/>
+        <w:pStyle w:val="Normal"/>
+        <w:spacing w:lineRule="auto" w:line="360" w:before="0" w:after="0"/>
         <w:jc w:val="both"/>
         <w:rPr>
           <w:rFonts w:ascii="Times New Roman" w:hAnsi="Times New Roman"/>
@@ -756,7 +881,6 @@
           <w:sz w:val="24"/>
           <w:szCs w:val="24"/>
         </w:rPr>
-        <w:lastRenderedPageBreak/>
         <w:t>Referências</w:t>
       </w:r>
       <w:r>
@@ -770,7 +894,8 @@
     </w:p>
     <w:p>
       <w:pPr>
-        <w:spacing w:line="360" w:lineRule="auto"/>
+        <w:pStyle w:val="Normal"/>
+        <w:spacing w:lineRule="auto" w:line="360"/>
         <w:jc w:val="both"/>
         <w:rPr>
           <w:rFonts w:ascii="Times New Roman" w:hAnsi="Times New Roman"/>
@@ -778,108 +903,157 @@
           <w:szCs w:val="24"/>
         </w:rPr>
       </w:pPr>
+      <w:r>
+        <w:rPr>
+          <w:rFonts w:ascii="Times New Roman" w:hAnsi="Times New Roman"/>
+          <w:sz w:val="24"/>
+          <w:szCs w:val="24"/>
+        </w:rPr>
+      </w:r>
     </w:p>
     <w:sectPr>
-      <w:headerReference w:type="default" r:id="rId7"/>
-      <w:pgSz w:w="11909" w:h="16834"/>
-      <w:pgMar w:top="1440" w:right="1440" w:bottom="1440" w:left="1440" w:header="720" w:footer="720" w:gutter="0"/>
-      <w:pgNumType w:start="1"/>
-      <w:cols w:space="720"/>
+      <w:headerReference w:type="even" r:id="rId2"/>
+      <w:headerReference w:type="default" r:id="rId3"/>
+      <w:headerReference w:type="first" r:id="rId4"/>
+      <w:type w:val="nextPage"/>
+      <w:pgSz w:w="11906" w:h="16838"/>
+      <w:pgMar w:left="1440" w:right="1440" w:gutter="0" w:header="720" w:top="1440" w:footer="0" w:bottom="1440"/>
+      <w:pgNumType w:start="1" w:fmt="decimal"/>
+      <w:formProt w:val="false"/>
+      <w:textDirection w:val="lrTb"/>
+      <w:docGrid w:type="default" w:linePitch="100" w:charSpace="0"/>
     </w:sectPr>
   </w:body>
 </w:document>
 </file>
 
-<file path=word/endnotes.xml><?xml version="1.0" encoding="utf-8"?>
-<w:endnotes xmlns:wpc="http://schemas.microsoft.com/office/word/2010/wordprocessingCanvas" xmlns:cx="http://schemas.microsoft.com/office/drawing/2014/chartex" xmlns:cx1="http://schemas.microsoft.com/office/drawing/2015/9/8/chartex" xmlns:cx2="http://schemas.microsoft.com/office/drawing/2015/10/21/chartex" xmlns:cx3="http://schemas.microsoft.com/office/drawing/2016/5/9/chartex" xmlns:cx4="http://schemas.microsoft.com/office/drawing/2016/5/10/chartex" xmlns:cx5="http://schemas.microsoft.com/office/drawing/2016/5/11/chartex" xmlns:cx6="http://schemas.microsoft.com/office/drawing/2016/5/12/chartex" xmlns:cx7="http://schemas.microsoft.com/office/drawing/2016/5/13/chartex" xmlns:cx8="http://schemas.microsoft.com/office/drawing/2016/5/14/chartex" xmlns:mc="http://schemas.openxmlformats.org/markup-compatibility/2006" xmlns:aink="http://schemas.microsoft.com/office/drawing/2016/ink" xmlns:am3d="http://schemas.microsoft.com/office/drawing/2017/model3d" xmlns:o="urn:schemas-microsoft-com:office:office" xmlns:oel="http://schemas.microsoft.com/office/2019/extlst" xmlns:r="http://schemas.openxmlformats.org/officeDocument/2006/relationships" xmlns:m="http://schemas.openxmlformats.org/officeDocument/2006/math" xmlns:v="urn:schemas-microsoft-com:vml" xmlns:wp14="http://schemas.microsoft.com/office/word/2010/wordprocessingDrawing" xmlns:wp="http://schemas.openxmlformats.org/drawingml/2006/wordprocessingDrawing" xmlns:w10="urn:schemas-microsoft-com:office:word" xmlns:w="http://schemas.openxmlformats.org/wordprocessingml/2006/main" xmlns:w14="http://schemas.microsoft.com/office/word/2010/wordml" xmlns:w15="http://schemas.microsoft.com/office/word/2012/wordml" xmlns:w16cex="http://schemas.microsoft.com/office/word/2018/wordml/cex" xmlns:w16cid="http://schemas.microsoft.com/office/word/2016/wordml/cid" xmlns:w16="http://schemas.microsoft.com/office/word/2018/wordml" xmlns:w16sdtdh="http://schemas.microsoft.com/office/word/2020/wordml/sdtdatahash" xmlns:w16se="http://schemas.microsoft.com/office/word/2015/wordml/symex" xmlns:wpg="http://schemas.microsoft.com/office/word/2010/wordprocessingGroup" xmlns:wpi="http://schemas.microsoft.com/office/word/2010/wordprocessingInk" xmlns:wne="http://schemas.microsoft.com/office/word/2006/wordml" xmlns:wps="http://schemas.microsoft.com/office/word/2010/wordprocessingShape" mc:Ignorable="w14 w15 w16se w16cid w16 w16cex w16sdtdh wp14">
-  <w:endnote w:type="separator" w:id="-1">
-    <w:p>
-      <w:pPr>
-        <w:spacing w:line="240" w:lineRule="auto"/>
-      </w:pPr>
-      <w:r>
-        <w:separator/>
-      </w:r>
-    </w:p>
-  </w:endnote>
-  <w:endnote w:type="continuationSeparator" w:id="0">
-    <w:p>
-      <w:pPr>
-        <w:spacing w:line="240" w:lineRule="auto"/>
-      </w:pPr>
-      <w:r>
-        <w:continuationSeparator/>
-      </w:r>
-    </w:p>
-  </w:endnote>
-</w:endnotes>
+<file path=word/header1.xml><?xml version="1.0" encoding="utf-8"?>
+<w:hdr xmlns:o="urn:schemas-microsoft-com:office:office" xmlns:r="http://schemas.openxmlformats.org/officeDocument/2006/relationships" xmlns:v="urn:schemas-microsoft-com:vml" xmlns:w="http://schemas.openxmlformats.org/wordprocessingml/2006/main" xmlns:w10="urn:schemas-microsoft-com:office:word" xmlns:wp="http://schemas.openxmlformats.org/drawingml/2006/wordprocessingDrawing" xmlns:pic="http://schemas.openxmlformats.org/drawingml/2006/picture" xmlns:wps="http://schemas.microsoft.com/office/word/2010/wordprocessingShape" xmlns:wpg="http://schemas.microsoft.com/office/word/2010/wordprocessingGroup" xmlns:mc="http://schemas.openxmlformats.org/markup-compatibility/2006" xmlns:wp14="http://schemas.microsoft.com/office/word/2010/wordprocessingDrawing" xmlns:w14="http://schemas.microsoft.com/office/word/2010/wordml" xmlns:w15="http://schemas.microsoft.com/office/word/2012/wordml" mc:Ignorable="w14 wp14 w15">
+  <w:p>
+    <w:pPr>
+      <w:pStyle w:val="Header"/>
+      <w:rPr/>
+    </w:pPr>
+    <w:r>
+      <w:rPr/>
+    </w:r>
+  </w:p>
+</w:hdr>
 </file>
 
-<file path=word/footnotes.xml><?xml version="1.0" encoding="utf-8"?>
-<w:footnotes xmlns:wpc="http://schemas.microsoft.com/office/word/2010/wordprocessingCanvas" xmlns:cx="http://schemas.microsoft.com/office/drawing/2014/chartex" xmlns:cx1="http://schemas.microsoft.com/office/drawing/2015/9/8/chartex" xmlns:cx2="http://schemas.microsoft.com/office/drawing/2015/10/21/chartex" xmlns:cx3="http://schemas.microsoft.com/office/drawing/2016/5/9/chartex" xmlns:cx4="http://schemas.microsoft.com/office/drawing/2016/5/10/chartex" xmlns:cx5="http://schemas.microsoft.com/office/drawing/2016/5/11/chartex" xmlns:cx6="http://schemas.microsoft.com/office/drawing/2016/5/12/chartex" xmlns:cx7="http://schemas.microsoft.com/office/drawing/2016/5/13/chartex" xmlns:cx8="http://schemas.microsoft.com/office/drawing/2016/5/14/chartex" xmlns:mc="http://schemas.openxmlformats.org/markup-compatibility/2006" xmlns:aink="http://schemas.microsoft.com/office/drawing/2016/ink" xmlns:am3d="http://schemas.microsoft.com/office/drawing/2017/model3d" xmlns:o="urn:schemas-microsoft-com:office:office" xmlns:oel="http://schemas.microsoft.com/office/2019/extlst" xmlns:r="http://schemas.openxmlformats.org/officeDocument/2006/relationships" xmlns:m="http://schemas.openxmlformats.org/officeDocument/2006/math" xmlns:v="urn:schemas-microsoft-com:vml" xmlns:wp14="http://schemas.microsoft.com/office/word/2010/wordprocessingDrawing" xmlns:wp="http://schemas.openxmlformats.org/drawingml/2006/wordprocessingDrawing" xmlns:w10="urn:schemas-microsoft-com:office:word" xmlns:w="http://schemas.openxmlformats.org/wordprocessingml/2006/main" xmlns:w14="http://schemas.microsoft.com/office/word/2010/wordml" xmlns:w15="http://schemas.microsoft.com/office/word/2012/wordml" xmlns:w16cex="http://schemas.microsoft.com/office/word/2018/wordml/cex" xmlns:w16cid="http://schemas.microsoft.com/office/word/2016/wordml/cid" xmlns:w16="http://schemas.microsoft.com/office/word/2018/wordml" xmlns:w16sdtdh="http://schemas.microsoft.com/office/word/2020/wordml/sdtdatahash" xmlns:w16se="http://schemas.microsoft.com/office/word/2015/wordml/symex" xmlns:wpg="http://schemas.microsoft.com/office/word/2010/wordprocessingGroup" xmlns:wpi="http://schemas.microsoft.com/office/word/2010/wordprocessingInk" xmlns:wne="http://schemas.microsoft.com/office/word/2006/wordml" xmlns:wps="http://schemas.microsoft.com/office/word/2010/wordprocessingShape" mc:Ignorable="w14 w15 w16se w16cid w16 w16cex w16sdtdh wp14">
-  <w:footnote w:type="separator" w:id="-1">
-    <w:p>
-      <w:pPr>
-        <w:spacing w:line="240" w:lineRule="auto"/>
-      </w:pPr>
-      <w:r>
-        <w:separator/>
-      </w:r>
-    </w:p>
-  </w:footnote>
-  <w:footnote w:type="continuationSeparator" w:id="0">
-    <w:p>
-      <w:pPr>
-        <w:spacing w:line="240" w:lineRule="auto"/>
-      </w:pPr>
-      <w:r>
-        <w:continuationSeparator/>
-      </w:r>
-    </w:p>
-  </w:footnote>
-</w:footnotes>
-</file>
-
-<file path=word/header1.xml><?xml version="1.0" encoding="utf-8"?>
-<w:hdr xmlns:wpc="http://schemas.microsoft.com/office/word/2010/wordprocessingCanvas" xmlns:cx="http://schemas.microsoft.com/office/drawing/2014/chartex" xmlns:cx1="http://schemas.microsoft.com/office/drawing/2015/9/8/chartex" xmlns:cx2="http://schemas.microsoft.com/office/drawing/2015/10/21/chartex" xmlns:cx3="http://schemas.microsoft.com/office/drawing/2016/5/9/chartex" xmlns:cx4="http://schemas.microsoft.com/office/drawing/2016/5/10/chartex" xmlns:cx5="http://schemas.microsoft.com/office/drawing/2016/5/11/chartex" xmlns:cx6="http://schemas.microsoft.com/office/drawing/2016/5/12/chartex" xmlns:cx7="http://schemas.microsoft.com/office/drawing/2016/5/13/chartex" xmlns:cx8="http://schemas.microsoft.com/office/drawing/2016/5/14/chartex" xmlns:mc="http://schemas.openxmlformats.org/markup-compatibility/2006" xmlns:aink="http://schemas.microsoft.com/office/drawing/2016/ink" xmlns:am3d="http://schemas.microsoft.com/office/drawing/2017/model3d" xmlns:o="urn:schemas-microsoft-com:office:office" xmlns:oel="http://schemas.microsoft.com/office/2019/extlst" xmlns:r="http://schemas.openxmlformats.org/officeDocument/2006/relationships" xmlns:m="http://schemas.openxmlformats.org/officeDocument/2006/math" xmlns:v="urn:schemas-microsoft-com:vml" xmlns:wp14="http://schemas.microsoft.com/office/word/2010/wordprocessingDrawing" xmlns:wp="http://schemas.openxmlformats.org/drawingml/2006/wordprocessingDrawing" xmlns:w10="urn:schemas-microsoft-com:office:word" xmlns:w="http://schemas.openxmlformats.org/wordprocessingml/2006/main" xmlns:w14="http://schemas.microsoft.com/office/word/2010/wordml" xmlns:w15="http://schemas.microsoft.com/office/word/2012/wordml" xmlns:w16cex="http://schemas.microsoft.com/office/word/2018/wordml/cex" xmlns:w16cid="http://schemas.microsoft.com/office/word/2016/wordml/cid" xmlns:w16="http://schemas.microsoft.com/office/word/2018/wordml" xmlns:w16sdtdh="http://schemas.microsoft.com/office/word/2020/wordml/sdtdatahash" xmlns:w16se="http://schemas.microsoft.com/office/word/2015/wordml/symex" xmlns:wpg="http://schemas.microsoft.com/office/word/2010/wordprocessingGroup" xmlns:wpi="http://schemas.microsoft.com/office/word/2010/wordprocessingInk" xmlns:wne="http://schemas.microsoft.com/office/word/2006/wordml" xmlns:wps="http://schemas.microsoft.com/office/word/2010/wordprocessingShape" mc:Ignorable="w14 w15 w16se w16cid w16 w16cex w16sdtdh wp14">
-  <w:p/>
+<file path=word/header2.xml><?xml version="1.0" encoding="utf-8"?>
+<w:hdr xmlns:o="urn:schemas-microsoft-com:office:office" xmlns:r="http://schemas.openxmlformats.org/officeDocument/2006/relationships" xmlns:v="urn:schemas-microsoft-com:vml" xmlns:w="http://schemas.openxmlformats.org/wordprocessingml/2006/main" xmlns:w10="urn:schemas-microsoft-com:office:word" xmlns:wp="http://schemas.openxmlformats.org/drawingml/2006/wordprocessingDrawing" xmlns:pic="http://schemas.openxmlformats.org/drawingml/2006/picture" xmlns:wps="http://schemas.microsoft.com/office/word/2010/wordprocessingShape" xmlns:wpg="http://schemas.microsoft.com/office/word/2010/wordprocessingGroup" xmlns:mc="http://schemas.openxmlformats.org/markup-compatibility/2006" xmlns:wp14="http://schemas.microsoft.com/office/word/2010/wordprocessingDrawing" xmlns:w14="http://schemas.microsoft.com/office/word/2010/wordml" xmlns:w15="http://schemas.microsoft.com/office/word/2012/wordml" mc:Ignorable="w14 wp14 w15">
   <w:p>
     <w:pPr>
-      <w:jc w:val="center"/>
+      <w:pStyle w:val="Normal"/>
+      <w:rPr/>
     </w:pPr>
     <w:r>
-      <w:rPr>
-        <w:noProof/>
-      </w:rPr>
+      <w:rPr/>
+    </w:r>
+  </w:p>
+  <w:p>
+    <w:pPr>
+      <w:pStyle w:val="Normal"/>
+      <w:jc w:val="center"/>
+      <w:rPr/>
+    </w:pPr>
+    <w:r>
+      <w:rPr/>
       <w:drawing>
-        <wp:inline distT="0" distB="0" distL="0" distR="0" wp14:anchorId="54431FD1" wp14:editId="2E287416">
-          <wp:extent cx="5733415" cy="587028"/>
+        <wp:inline distT="0" distB="0" distL="0" distR="0">
+          <wp:extent cx="5733415" cy="587375"/>
           <wp:effectExtent l="0" t="0" r="0" b="0"/>
           <wp:docPr id="1" name="image1.png"/>
-          <wp:cNvGraphicFramePr/>
+          <wp:cNvGraphicFramePr>
+            <a:graphicFrameLocks xmlns:a="http://schemas.openxmlformats.org/drawingml/2006/main" noChangeAspect="1"/>
+          </wp:cNvGraphicFramePr>
           <a:graphic xmlns:a="http://schemas.openxmlformats.org/drawingml/2006/main">
             <a:graphicData uri="http://schemas.openxmlformats.org/drawingml/2006/picture">
               <pic:pic xmlns:pic="http://schemas.openxmlformats.org/drawingml/2006/picture">
                 <pic:nvPicPr>
-                  <pic:cNvPr id="0" name="image1.png"/>
-                  <pic:cNvPicPr preferRelativeResize="0"/>
+                  <pic:cNvPr id="1" name="image1.png"/>
+                  <pic:cNvPicPr>
+                    <a:picLocks noChangeAspect="1" noChangeArrowheads="1"/>
+                  </pic:cNvPicPr>
                 </pic:nvPicPr>
                 <pic:blipFill>
                   <a:blip r:embed="rId1"/>
-                  <a:srcRect/>
                   <a:stretch>
                     <a:fillRect/>
                   </a:stretch>
                 </pic:blipFill>
-                <pic:spPr>
+                <pic:spPr bwMode="auto">
                   <a:xfrm>
                     <a:off x="0" y="0"/>
-                    <a:ext cx="5733415" cy="587028"/>
+                    <a:ext cx="5733415" cy="587375"/>
                   </a:xfrm>
                   <a:prstGeom prst="rect">
                     <a:avLst/>
                   </a:prstGeom>
-                  <a:ln/>
+                  <a:noFill/>
+                </pic:spPr>
+              </pic:pic>
+            </a:graphicData>
+          </a:graphic>
+        </wp:inline>
+      </w:drawing>
+    </w:r>
+  </w:p>
+</w:hdr>
+</file>
+
+<file path=word/header3.xml><?xml version="1.0" encoding="utf-8"?>
+<w:hdr xmlns:o="urn:schemas-microsoft-com:office:office" xmlns:r="http://schemas.openxmlformats.org/officeDocument/2006/relationships" xmlns:v="urn:schemas-microsoft-com:vml" xmlns:w="http://schemas.openxmlformats.org/wordprocessingml/2006/main" xmlns:w10="urn:schemas-microsoft-com:office:word" xmlns:wp="http://schemas.openxmlformats.org/drawingml/2006/wordprocessingDrawing" xmlns:pic="http://schemas.openxmlformats.org/drawingml/2006/picture" xmlns:wps="http://schemas.microsoft.com/office/word/2010/wordprocessingShape" xmlns:wpg="http://schemas.microsoft.com/office/word/2010/wordprocessingGroup" xmlns:mc="http://schemas.openxmlformats.org/markup-compatibility/2006" xmlns:wp14="http://schemas.microsoft.com/office/word/2010/wordprocessingDrawing" xmlns:w14="http://schemas.microsoft.com/office/word/2010/wordml" xmlns:w15="http://schemas.microsoft.com/office/word/2012/wordml" mc:Ignorable="w14 wp14 w15">
+  <w:p>
+    <w:pPr>
+      <w:pStyle w:val="Normal"/>
+      <w:rPr/>
+    </w:pPr>
+    <w:r>
+      <w:rPr/>
+    </w:r>
+  </w:p>
+  <w:p>
+    <w:pPr>
+      <w:pStyle w:val="Normal"/>
+      <w:jc w:val="center"/>
+      <w:rPr/>
+    </w:pPr>
+    <w:r>
+      <w:rPr/>
+      <w:drawing>
+        <wp:inline distT="0" distB="0" distL="0" distR="0">
+          <wp:extent cx="5733415" cy="587375"/>
+          <wp:effectExtent l="0" t="0" r="0" b="0"/>
+          <wp:docPr id="2" name="image1.png"/>
+          <wp:cNvGraphicFramePr>
+            <a:graphicFrameLocks xmlns:a="http://schemas.openxmlformats.org/drawingml/2006/main" noChangeAspect="1"/>
+          </wp:cNvGraphicFramePr>
+          <a:graphic xmlns:a="http://schemas.openxmlformats.org/drawingml/2006/main">
+            <a:graphicData uri="http://schemas.openxmlformats.org/drawingml/2006/picture">
+              <pic:pic xmlns:pic="http://schemas.openxmlformats.org/drawingml/2006/picture">
+                <pic:nvPicPr>
+                  <pic:cNvPr id="2" name="image1.png"/>
+                  <pic:cNvPicPr>
+                    <a:picLocks noChangeAspect="1" noChangeArrowheads="1"/>
+                  </pic:cNvPicPr>
+                </pic:nvPicPr>
+                <pic:blipFill>
+                  <a:blip r:embed="rId1"/>
+                  <a:stretch>
+                    <a:fillRect/>
+                  </a:stretch>
+                </pic:blipFill>
+                <pic:spPr bwMode="auto">
+                  <a:xfrm>
+                    <a:off x="0" y="0"/>
+                    <a:ext cx="5733415" cy="587375"/>
+                  </a:xfrm>
+                  <a:prstGeom prst="rect">
+                    <a:avLst/>
+                  </a:prstGeom>
+                  <a:noFill/>
                 </pic:spPr>
               </pic:pic>
             </a:graphicData>
@@ -892,18 +1066,18 @@
 </file>
 
 <file path=word/numbering.xml><?xml version="1.0" encoding="utf-8"?>
-<w:numbering xmlns:wpc="http://schemas.microsoft.com/office/word/2010/wordprocessingCanvas" xmlns:cx="http://schemas.microsoft.com/office/drawing/2014/chartex" xmlns:cx1="http://schemas.microsoft.com/office/drawing/2015/9/8/chartex" xmlns:cx2="http://schemas.microsoft.com/office/drawing/2015/10/21/chartex" xmlns:cx3="http://schemas.microsoft.com/office/drawing/2016/5/9/chartex" xmlns:cx4="http://schemas.microsoft.com/office/drawing/2016/5/10/chartex" xmlns:cx5="http://schemas.microsoft.com/office/drawing/2016/5/11/chartex" xmlns:cx6="http://schemas.microsoft.com/office/drawing/2016/5/12/chartex" xmlns:cx7="http://schemas.microsoft.com/office/drawing/2016/5/13/chartex" xmlns:cx8="http://schemas.microsoft.com/office/drawing/2016/5/14/chartex" xmlns:mc="http://schemas.openxmlformats.org/markup-compatibility/2006" xmlns:aink="http://schemas.microsoft.com/office/drawing/2016/ink" xmlns:am3d="http://schemas.microsoft.com/office/drawing/2017/model3d" xmlns:o="urn:schemas-microsoft-com:office:office" xmlns:oel="http://schemas.microsoft.com/office/2019/extlst" xmlns:r="http://schemas.openxmlformats.org/officeDocument/2006/relationships" xmlns:m="http://schemas.openxmlformats.org/officeDocument/2006/math" xmlns:v="urn:schemas-microsoft-com:vml" xmlns:wp14="http://schemas.microsoft.com/office/word/2010/wordprocessingDrawing" xmlns:wp="http://schemas.openxmlformats.org/drawingml/2006/wordprocessingDrawing" xmlns:w10="urn:schemas-microsoft-com:office:word" xmlns:w="http://schemas.openxmlformats.org/wordprocessingml/2006/main" xmlns:w14="http://schemas.microsoft.com/office/word/2010/wordml" xmlns:w15="http://schemas.microsoft.com/office/word/2012/wordml" xmlns:w16cex="http://schemas.microsoft.com/office/word/2018/wordml/cex" xmlns:w16cid="http://schemas.microsoft.com/office/word/2016/wordml/cid" xmlns:w16="http://schemas.microsoft.com/office/word/2018/wordml" xmlns:w16sdtdh="http://schemas.microsoft.com/office/word/2020/wordml/sdtdatahash" xmlns:w16se="http://schemas.microsoft.com/office/word/2015/wordml/symex" xmlns:wpg="http://schemas.microsoft.com/office/word/2010/wordprocessingGroup" xmlns:wpi="http://schemas.microsoft.com/office/word/2010/wordprocessingInk" xmlns:wne="http://schemas.microsoft.com/office/word/2006/wordml" xmlns:wps="http://schemas.microsoft.com/office/word/2010/wordprocessingShape" mc:Ignorable="w14 w15 w16se w16cid w16 w16cex w16sdtdh wp14">
-  <w:abstractNum w:abstractNumId="0" w15:restartNumberingAfterBreak="0">
-    <w:nsid w:val="6D35570E"/>
-    <w:multiLevelType w:val="multilevel"/>
-    <w:tmpl w:val="F718FA20"/>
+<w:numbering xmlns:w="http://schemas.openxmlformats.org/wordprocessingml/2006/main" xmlns:o="urn:schemas-microsoft-com:office:office" xmlns:r="http://schemas.openxmlformats.org/officeDocument/2006/relationships" xmlns:v="urn:schemas-microsoft-com:vml" xmlns:mc="http://schemas.openxmlformats.org/markup-compatibility/2006" xmlns:w14="http://schemas.microsoft.com/office/word/2010/wordml" mc:Ignorable="w14">
+  <w:abstractNum w:abstractNumId="1">
     <w:lvl w:ilvl="0">
       <w:start w:val="1"/>
       <w:numFmt w:val="decimal"/>
       <w:lvlText w:val="%1."/>
-      <w:lvlJc w:val="left"/>
-      <w:pPr>
-        <w:ind w:left="720" w:hanging="360"/>
+      <w:lvlJc w:val="start"/>
+      <w:pPr>
+        <w:tabs>
+          <w:tab w:val="num" w:pos="0"/>
+        </w:tabs>
+        <w:ind w:start="720" w:hanging="360"/>
       </w:pPr>
       <w:rPr>
         <w:u w:val="none"/>
@@ -913,9 +1087,12 @@
       <w:start w:val="1"/>
       <w:numFmt w:val="lowerLetter"/>
       <w:lvlText w:val="%2."/>
-      <w:lvlJc w:val="left"/>
-      <w:pPr>
-        <w:ind w:left="1440" w:hanging="360"/>
+      <w:lvlJc w:val="start"/>
+      <w:pPr>
+        <w:tabs>
+          <w:tab w:val="num" w:pos="0"/>
+        </w:tabs>
+        <w:ind w:start="1440" w:hanging="360"/>
       </w:pPr>
       <w:rPr>
         <w:u w:val="none"/>
@@ -925,9 +1102,12 @@
       <w:start w:val="1"/>
       <w:numFmt w:val="lowerRoman"/>
       <w:lvlText w:val="%3."/>
-      <w:lvlJc w:val="right"/>
-      <w:pPr>
-        <w:ind w:left="2160" w:hanging="360"/>
+      <w:lvlJc w:val="end"/>
+      <w:pPr>
+        <w:tabs>
+          <w:tab w:val="num" w:pos="0"/>
+        </w:tabs>
+        <w:ind w:start="2160" w:hanging="360"/>
       </w:pPr>
       <w:rPr>
         <w:u w:val="none"/>
@@ -937,9 +1117,12 @@
       <w:start w:val="1"/>
       <w:numFmt w:val="decimal"/>
       <w:lvlText w:val="%4."/>
-      <w:lvlJc w:val="left"/>
-      <w:pPr>
-        <w:ind w:left="2880" w:hanging="360"/>
+      <w:lvlJc w:val="start"/>
+      <w:pPr>
+        <w:tabs>
+          <w:tab w:val="num" w:pos="0"/>
+        </w:tabs>
+        <w:ind w:start="2880" w:hanging="360"/>
       </w:pPr>
       <w:rPr>
         <w:u w:val="none"/>
@@ -949,9 +1132,12 @@
       <w:start w:val="1"/>
       <w:numFmt w:val="lowerLetter"/>
       <w:lvlText w:val="%5."/>
-      <w:lvlJc w:val="left"/>
-      <w:pPr>
-        <w:ind w:left="3600" w:hanging="360"/>
+      <w:lvlJc w:val="start"/>
+      <w:pPr>
+        <w:tabs>
+          <w:tab w:val="num" w:pos="0"/>
+        </w:tabs>
+        <w:ind w:start="3600" w:hanging="360"/>
       </w:pPr>
       <w:rPr>
         <w:u w:val="none"/>
@@ -961,9 +1147,12 @@
       <w:start w:val="1"/>
       <w:numFmt w:val="lowerRoman"/>
       <w:lvlText w:val="%6."/>
-      <w:lvlJc w:val="right"/>
-      <w:pPr>
-        <w:ind w:left="4320" w:hanging="360"/>
+      <w:lvlJc w:val="end"/>
+      <w:pPr>
+        <w:tabs>
+          <w:tab w:val="num" w:pos="0"/>
+        </w:tabs>
+        <w:ind w:start="4320" w:hanging="360"/>
       </w:pPr>
       <w:rPr>
         <w:u w:val="none"/>
@@ -973,9 +1162,12 @@
       <w:start w:val="1"/>
       <w:numFmt w:val="decimal"/>
       <w:lvlText w:val="%7."/>
-      <w:lvlJc w:val="left"/>
-      <w:pPr>
-        <w:ind w:left="5040" w:hanging="360"/>
+      <w:lvlJc w:val="start"/>
+      <w:pPr>
+        <w:tabs>
+          <w:tab w:val="num" w:pos="0"/>
+        </w:tabs>
+        <w:ind w:start="5040" w:hanging="360"/>
       </w:pPr>
       <w:rPr>
         <w:u w:val="none"/>
@@ -985,9 +1177,12 @@
       <w:start w:val="1"/>
       <w:numFmt w:val="lowerLetter"/>
       <w:lvlText w:val="%8."/>
-      <w:lvlJc w:val="left"/>
-      <w:pPr>
-        <w:ind w:left="5760" w:hanging="360"/>
+      <w:lvlJc w:val="start"/>
+      <w:pPr>
+        <w:tabs>
+          <w:tab w:val="num" w:pos="0"/>
+        </w:tabs>
+        <w:ind w:start="5760" w:hanging="360"/>
       </w:pPr>
       <w:rPr>
         <w:u w:val="none"/>
@@ -997,27 +1192,274 @@
       <w:start w:val="1"/>
       <w:numFmt w:val="lowerRoman"/>
       <w:lvlText w:val="%9."/>
-      <w:lvlJc w:val="right"/>
-      <w:pPr>
-        <w:ind w:left="6480" w:hanging="360"/>
+      <w:lvlJc w:val="end"/>
+      <w:pPr>
+        <w:tabs>
+          <w:tab w:val="num" w:pos="0"/>
+        </w:tabs>
+        <w:ind w:start="6480" w:hanging="360"/>
       </w:pPr>
       <w:rPr>
         <w:u w:val="none"/>
       </w:rPr>
     </w:lvl>
   </w:abstractNum>
-  <w:num w:numId="1" w16cid:durableId="327055845">
-    <w:abstractNumId w:val="0"/>
+  <w:abstractNum w:abstractNumId="2">
+    <w:lvl w:ilvl="0">
+      <w:start w:val="1"/>
+      <w:numFmt w:val="lowerLetter"/>
+      <w:lvlText w:val="%1)"/>
+      <w:lvlJc w:val="start"/>
+      <w:pPr>
+        <w:tabs>
+          <w:tab w:val="num" w:pos="720"/>
+        </w:tabs>
+        <w:ind w:start="720" w:hanging="360"/>
+      </w:pPr>
+      <w:rPr/>
+    </w:lvl>
+    <w:lvl w:ilvl="1">
+      <w:start w:val="1"/>
+      <w:numFmt w:val="lowerLetter"/>
+      <w:lvlText w:val="%2)"/>
+      <w:lvlJc w:val="start"/>
+      <w:pPr>
+        <w:tabs>
+          <w:tab w:val="num" w:pos="1080"/>
+        </w:tabs>
+        <w:ind w:start="1080" w:hanging="360"/>
+      </w:pPr>
+      <w:rPr/>
+    </w:lvl>
+    <w:lvl w:ilvl="2">
+      <w:start w:val="1"/>
+      <w:numFmt w:val="lowerLetter"/>
+      <w:lvlText w:val="%3)"/>
+      <w:lvlJc w:val="start"/>
+      <w:pPr>
+        <w:tabs>
+          <w:tab w:val="num" w:pos="1440"/>
+        </w:tabs>
+        <w:ind w:start="1440" w:hanging="360"/>
+      </w:pPr>
+      <w:rPr/>
+    </w:lvl>
+    <w:lvl w:ilvl="3">
+      <w:start w:val="1"/>
+      <w:numFmt w:val="lowerLetter"/>
+      <w:lvlText w:val="%4)"/>
+      <w:lvlJc w:val="start"/>
+      <w:pPr>
+        <w:tabs>
+          <w:tab w:val="num" w:pos="1800"/>
+        </w:tabs>
+        <w:ind w:start="1800" w:hanging="360"/>
+      </w:pPr>
+      <w:rPr/>
+    </w:lvl>
+    <w:lvl w:ilvl="4">
+      <w:start w:val="1"/>
+      <w:numFmt w:val="lowerLetter"/>
+      <w:lvlText w:val="%5)"/>
+      <w:lvlJc w:val="start"/>
+      <w:pPr>
+        <w:tabs>
+          <w:tab w:val="num" w:pos="2160"/>
+        </w:tabs>
+        <w:ind w:start="2160" w:hanging="360"/>
+      </w:pPr>
+      <w:rPr/>
+    </w:lvl>
+    <w:lvl w:ilvl="5">
+      <w:start w:val="1"/>
+      <w:numFmt w:val="lowerLetter"/>
+      <w:lvlText w:val="%6)"/>
+      <w:lvlJc w:val="start"/>
+      <w:pPr>
+        <w:tabs>
+          <w:tab w:val="num" w:pos="2520"/>
+        </w:tabs>
+        <w:ind w:start="2520" w:hanging="360"/>
+      </w:pPr>
+      <w:rPr/>
+    </w:lvl>
+    <w:lvl w:ilvl="6">
+      <w:start w:val="1"/>
+      <w:numFmt w:val="lowerLetter"/>
+      <w:lvlText w:val="%7)"/>
+      <w:lvlJc w:val="start"/>
+      <w:pPr>
+        <w:tabs>
+          <w:tab w:val="num" w:pos="2880"/>
+        </w:tabs>
+        <w:ind w:start="2880" w:hanging="360"/>
+      </w:pPr>
+      <w:rPr/>
+    </w:lvl>
+    <w:lvl w:ilvl="7">
+      <w:start w:val="1"/>
+      <w:numFmt w:val="lowerLetter"/>
+      <w:lvlText w:val="%8)"/>
+      <w:lvlJc w:val="start"/>
+      <w:pPr>
+        <w:tabs>
+          <w:tab w:val="num" w:pos="3240"/>
+        </w:tabs>
+        <w:ind w:start="3240" w:hanging="360"/>
+      </w:pPr>
+      <w:rPr/>
+    </w:lvl>
+    <w:lvl w:ilvl="8">
+      <w:start w:val="1"/>
+      <w:numFmt w:val="lowerLetter"/>
+      <w:lvlText w:val="%9)"/>
+      <w:lvlJc w:val="start"/>
+      <w:pPr>
+        <w:tabs>
+          <w:tab w:val="num" w:pos="3600"/>
+        </w:tabs>
+        <w:ind w:start="3600" w:hanging="360"/>
+      </w:pPr>
+      <w:rPr/>
+    </w:lvl>
+  </w:abstractNum>
+  <w:abstractNum w:abstractNumId="3">
+    <w:lvl w:ilvl="0">
+      <w:start w:val="1"/>
+      <w:numFmt w:val="none"/>
+      <w:suff w:val="nothing"/>
+      <w:lvlText w:val=""/>
+      <w:lvlJc w:val="start"/>
+      <w:pPr>
+        <w:tabs>
+          <w:tab w:val="num" w:pos="0"/>
+        </w:tabs>
+        <w:ind w:start="0" w:hanging="0"/>
+      </w:pPr>
+    </w:lvl>
+    <w:lvl w:ilvl="1">
+      <w:start w:val="1"/>
+      <w:numFmt w:val="none"/>
+      <w:suff w:val="nothing"/>
+      <w:lvlText w:val=""/>
+      <w:lvlJc w:val="start"/>
+      <w:pPr>
+        <w:tabs>
+          <w:tab w:val="num" w:pos="0"/>
+        </w:tabs>
+        <w:ind w:start="0" w:hanging="0"/>
+      </w:pPr>
+    </w:lvl>
+    <w:lvl w:ilvl="2">
+      <w:start w:val="1"/>
+      <w:numFmt w:val="none"/>
+      <w:suff w:val="nothing"/>
+      <w:lvlText w:val=""/>
+      <w:lvlJc w:val="start"/>
+      <w:pPr>
+        <w:tabs>
+          <w:tab w:val="num" w:pos="0"/>
+        </w:tabs>
+        <w:ind w:start="0" w:hanging="0"/>
+      </w:pPr>
+    </w:lvl>
+    <w:lvl w:ilvl="3">
+      <w:start w:val="1"/>
+      <w:numFmt w:val="none"/>
+      <w:suff w:val="nothing"/>
+      <w:lvlText w:val=""/>
+      <w:lvlJc w:val="start"/>
+      <w:pPr>
+        <w:tabs>
+          <w:tab w:val="num" w:pos="0"/>
+        </w:tabs>
+        <w:ind w:start="0" w:hanging="0"/>
+      </w:pPr>
+    </w:lvl>
+    <w:lvl w:ilvl="4">
+      <w:start w:val="1"/>
+      <w:numFmt w:val="none"/>
+      <w:suff w:val="nothing"/>
+      <w:lvlText w:val=""/>
+      <w:lvlJc w:val="start"/>
+      <w:pPr>
+        <w:tabs>
+          <w:tab w:val="num" w:pos="0"/>
+        </w:tabs>
+        <w:ind w:start="0" w:hanging="0"/>
+      </w:pPr>
+    </w:lvl>
+    <w:lvl w:ilvl="5">
+      <w:start w:val="1"/>
+      <w:numFmt w:val="none"/>
+      <w:suff w:val="nothing"/>
+      <w:lvlText w:val=""/>
+      <w:lvlJc w:val="start"/>
+      <w:pPr>
+        <w:tabs>
+          <w:tab w:val="num" w:pos="0"/>
+        </w:tabs>
+        <w:ind w:start="0" w:hanging="0"/>
+      </w:pPr>
+    </w:lvl>
+    <w:lvl w:ilvl="6">
+      <w:start w:val="1"/>
+      <w:numFmt w:val="none"/>
+      <w:suff w:val="nothing"/>
+      <w:lvlText w:val=""/>
+      <w:lvlJc w:val="start"/>
+      <w:pPr>
+        <w:tabs>
+          <w:tab w:val="num" w:pos="0"/>
+        </w:tabs>
+        <w:ind w:start="0" w:hanging="0"/>
+      </w:pPr>
+    </w:lvl>
+    <w:lvl w:ilvl="7">
+      <w:start w:val="1"/>
+      <w:numFmt w:val="none"/>
+      <w:suff w:val="nothing"/>
+      <w:lvlText w:val=""/>
+      <w:lvlJc w:val="start"/>
+      <w:pPr>
+        <w:tabs>
+          <w:tab w:val="num" w:pos="0"/>
+        </w:tabs>
+        <w:ind w:start="0" w:hanging="0"/>
+      </w:pPr>
+    </w:lvl>
+    <w:lvl w:ilvl="8">
+      <w:start w:val="1"/>
+      <w:numFmt w:val="none"/>
+      <w:suff w:val="nothing"/>
+      <w:lvlText w:val=""/>
+      <w:lvlJc w:val="start"/>
+      <w:pPr>
+        <w:tabs>
+          <w:tab w:val="num" w:pos="0"/>
+        </w:tabs>
+        <w:ind w:start="0" w:hanging="0"/>
+      </w:pPr>
+    </w:lvl>
+  </w:abstractNum>
+  <w:num w:numId="1">
+    <w:abstractNumId w:val="1"/>
+  </w:num>
+  <w:num w:numId="2">
+    <w:abstractNumId w:val="2"/>
+  </w:num>
+  <w:num w:numId="3">
+    <w:abstractNumId w:val="3"/>
   </w:num>
 </w:numbering>
 </file>
 
 <file path=word/styles.xml><?xml version="1.0" encoding="utf-8"?>
-<w:styles xmlns:mc="http://schemas.openxmlformats.org/markup-compatibility/2006" xmlns:r="http://schemas.openxmlformats.org/officeDocument/2006/relationships" xmlns:w="http://schemas.openxmlformats.org/wordprocessingml/2006/main" xmlns:w14="http://schemas.microsoft.com/office/word/2010/wordml" xmlns:w15="http://schemas.microsoft.com/office/word/2012/wordml" xmlns:w16cex="http://schemas.microsoft.com/office/word/2018/wordml/cex" xmlns:w16cid="http://schemas.microsoft.com/office/word/2016/wordml/cid" xmlns:w16="http://schemas.microsoft.com/office/word/2018/wordml" xmlns:w16sdtdh="http://schemas.microsoft.com/office/word/2020/wordml/sdtdatahash" xmlns:w16se="http://schemas.microsoft.com/office/word/2015/wordml/symex" mc:Ignorable="w14 w15 w16se w16cid w16 w16cex w16sdtdh">
+<w:styles xmlns:w="http://schemas.openxmlformats.org/wordprocessingml/2006/main" xmlns:w14="http://schemas.microsoft.com/office/word/2010/wordml" xmlns:mc="http://schemas.openxmlformats.org/markup-compatibility/2006" mc:Ignorable="w14">
   <w:docDefaults>
     <w:rPrDefault>
       <w:rPr>
-        <w:rFonts w:ascii="Arial" w:eastAsia="Arial" w:hAnsi="Arial" w:cs="Arial"/>
+        <w:rFonts w:ascii="Arial" w:hAnsi="Arial" w:eastAsia="Arial" w:cs="Arial"/>
         <w:sz w:val="22"/>
         <w:szCs w:val="22"/>
         <w:lang w:val="pt-BR" w:eastAsia="pt-BR" w:bidi="bn-IN"/>
@@ -1025,21 +1467,21 @@
     </w:rPrDefault>
     <w:pPrDefault>
       <w:pPr>
-        <w:spacing w:line="276" w:lineRule="auto"/>
+        <w:suppressAutoHyphens w:val="true"/>
       </w:pPr>
     </w:pPrDefault>
   </w:docDefaults>
   <w:latentStyles w:defLockedState="0" w:defUIPriority="99" w:defSemiHidden="0" w:defUnhideWhenUsed="0" w:defQFormat="0" w:count="376">
     <w:lsdException w:name="Normal" w:uiPriority="0" w:qFormat="1"/>
     <w:lsdException w:name="heading 1" w:uiPriority="9" w:qFormat="1"/>
-    <w:lsdException w:name="heading 2" w:semiHidden="1" w:uiPriority="9" w:unhideWhenUsed="1" w:qFormat="1"/>
-    <w:lsdException w:name="heading 3" w:semiHidden="1" w:uiPriority="9" w:unhideWhenUsed="1" w:qFormat="1"/>
-    <w:lsdException w:name="heading 4" w:semiHidden="1" w:uiPriority="9" w:unhideWhenUsed="1" w:qFormat="1"/>
-    <w:lsdException w:name="heading 5" w:semiHidden="1" w:uiPriority="9" w:unhideWhenUsed="1" w:qFormat="1"/>
-    <w:lsdException w:name="heading 6" w:semiHidden="1" w:uiPriority="9" w:unhideWhenUsed="1" w:qFormat="1"/>
-    <w:lsdException w:name="heading 7" w:semiHidden="1" w:uiPriority="9" w:unhideWhenUsed="1" w:qFormat="1"/>
-    <w:lsdException w:name="heading 8" w:semiHidden="1" w:uiPriority="9" w:unhideWhenUsed="1" w:qFormat="1"/>
-    <w:lsdException w:name="heading 9" w:semiHidden="1" w:uiPriority="9" w:unhideWhenUsed="1" w:qFormat="1"/>
+    <w:lsdException w:name="heading 2" w:uiPriority="9" w:semiHidden="1" w:unhideWhenUsed="1" w:qFormat="1"/>
+    <w:lsdException w:name="heading 3" w:uiPriority="9" w:semiHidden="1" w:unhideWhenUsed="1" w:qFormat="1"/>
+    <w:lsdException w:name="heading 4" w:uiPriority="9" w:semiHidden="1" w:unhideWhenUsed="1" w:qFormat="1"/>
+    <w:lsdException w:name="heading 5" w:uiPriority="9" w:semiHidden="1" w:unhideWhenUsed="1" w:qFormat="1"/>
+    <w:lsdException w:name="heading 6" w:uiPriority="9" w:semiHidden="1" w:unhideWhenUsed="1" w:qFormat="1"/>
+    <w:lsdException w:name="heading 7" w:uiPriority="9" w:semiHidden="1" w:unhideWhenUsed="1" w:qFormat="1"/>
+    <w:lsdException w:name="heading 8" w:uiPriority="9" w:semiHidden="1" w:unhideWhenUsed="1" w:qFormat="1"/>
+    <w:lsdException w:name="heading 9" w:uiPriority="9" w:semiHidden="1" w:unhideWhenUsed="1" w:qFormat="1"/>
     <w:lsdException w:name="index 1" w:semiHidden="1" w:unhideWhenUsed="1"/>
     <w:lsdException w:name="index 2" w:semiHidden="1" w:unhideWhenUsed="1"/>
     <w:lsdException w:name="index 3" w:semiHidden="1" w:unhideWhenUsed="1"/>
@@ -1049,22 +1491,22 @@
     <w:lsdException w:name="index 7" w:semiHidden="1" w:unhideWhenUsed="1"/>
     <w:lsdException w:name="index 8" w:semiHidden="1" w:unhideWhenUsed="1"/>
     <w:lsdException w:name="index 9" w:semiHidden="1" w:unhideWhenUsed="1"/>
-    <w:lsdException w:name="toc 1" w:semiHidden="1" w:uiPriority="39" w:unhideWhenUsed="1"/>
-    <w:lsdException w:name="toc 2" w:semiHidden="1" w:uiPriority="39" w:unhideWhenUsed="1"/>
-    <w:lsdException w:name="toc 3" w:semiHidden="1" w:uiPriority="39" w:unhideWhenUsed="1"/>
-    <w:lsdException w:name="toc 4" w:semiHidden="1" w:uiPriority="39" w:unhideWhenUsed="1"/>
-    <w:lsdException w:name="toc 5" w:semiHidden="1" w:uiPriority="39" w:unhideWhenUsed="1"/>
-    <w:lsdException w:name="toc 6" w:semiHidden="1" w:uiPriority="39" w:unhideWhenUsed="1"/>
-    <w:lsdException w:name="toc 7" w:semiHidden="1" w:uiPriority="39" w:unhideWhenUsed="1"/>
-    <w:lsdException w:name="toc 8" w:semiHidden="1" w:uiPriority="39" w:unhideWhenUsed="1"/>
-    <w:lsdException w:name="toc 9" w:semiHidden="1" w:uiPriority="39" w:unhideWhenUsed="1"/>
+    <w:lsdException w:name="toc 1" w:uiPriority="39" w:semiHidden="1" w:unhideWhenUsed="1"/>
+    <w:lsdException w:name="toc 2" w:uiPriority="39" w:semiHidden="1" w:unhideWhenUsed="1"/>
+    <w:lsdException w:name="toc 3" w:uiPriority="39" w:semiHidden="1" w:unhideWhenUsed="1"/>
+    <w:lsdException w:name="toc 4" w:uiPriority="39" w:semiHidden="1" w:unhideWhenUsed="1"/>
+    <w:lsdException w:name="toc 5" w:uiPriority="39" w:semiHidden="1" w:unhideWhenUsed="1"/>
+    <w:lsdException w:name="toc 6" w:uiPriority="39" w:semiHidden="1" w:unhideWhenUsed="1"/>
+    <w:lsdException w:name="toc 7" w:uiPriority="39" w:semiHidden="1" w:unhideWhenUsed="1"/>
+    <w:lsdException w:name="toc 8" w:uiPriority="39" w:semiHidden="1" w:unhideWhenUsed="1"/>
+    <w:lsdException w:name="toc 9" w:uiPriority="39" w:semiHidden="1" w:unhideWhenUsed="1"/>
     <w:lsdException w:name="Normal Indent" w:semiHidden="1" w:unhideWhenUsed="1"/>
     <w:lsdException w:name="footnote text" w:semiHidden="1" w:unhideWhenUsed="1"/>
     <w:lsdException w:name="annotation text" w:semiHidden="1" w:unhideWhenUsed="1"/>
     <w:lsdException w:name="header" w:semiHidden="1" w:unhideWhenUsed="1"/>
     <w:lsdException w:name="footer" w:semiHidden="1" w:unhideWhenUsed="1"/>
     <w:lsdException w:name="index heading" w:semiHidden="1" w:unhideWhenUsed="1"/>
-    <w:lsdException w:name="caption" w:semiHidden="1" w:uiPriority="35" w:unhideWhenUsed="1" w:qFormat="1"/>
+    <w:lsdException w:name="caption" w:uiPriority="35" w:semiHidden="1" w:unhideWhenUsed="1" w:qFormat="1"/>
     <w:lsdException w:name="table of figures" w:semiHidden="1" w:unhideWhenUsed="1"/>
     <w:lsdException w:name="envelope address" w:semiHidden="1" w:unhideWhenUsed="1"/>
     <w:lsdException w:name="envelope return" w:semiHidden="1" w:unhideWhenUsed="1"/>
@@ -1095,7 +1537,7 @@
     <w:lsdException w:name="Title" w:uiPriority="10" w:qFormat="1"/>
     <w:lsdException w:name="Closing" w:semiHidden="1" w:unhideWhenUsed="1"/>
     <w:lsdException w:name="Signature" w:semiHidden="1" w:unhideWhenUsed="1"/>
-    <w:lsdException w:name="Default Paragraph Font" w:semiHidden="1" w:uiPriority="1" w:unhideWhenUsed="1"/>
+    <w:lsdException w:name="Default Paragraph Font" w:uiPriority="1" w:semiHidden="1" w:unhideWhenUsed="1"/>
     <w:lsdException w:name="Body Text" w:semiHidden="1" w:unhideWhenUsed="1"/>
     <w:lsdException w:name="Body Text Indent" w:semiHidden="1" w:unhideWhenUsed="1"/>
     <w:lsdException w:name="List Continue" w:semiHidden="1" w:unhideWhenUsed="1"/>
@@ -1295,8 +1737,8 @@
     <w:lsdException w:name="Subtle Reference" w:uiPriority="31" w:qFormat="1"/>
     <w:lsdException w:name="Intense Reference" w:uiPriority="32" w:qFormat="1"/>
     <w:lsdException w:name="Book Title" w:uiPriority="33" w:qFormat="1"/>
-    <w:lsdException w:name="Bibliography" w:semiHidden="1" w:uiPriority="37" w:unhideWhenUsed="1"/>
-    <w:lsdException w:name="TOC Heading" w:semiHidden="1" w:uiPriority="39" w:unhideWhenUsed="1" w:qFormat="1"/>
+    <w:lsdException w:name="Bibliography" w:uiPriority="37" w:semiHidden="1" w:unhideWhenUsed="1"/>
+    <w:lsdException w:name="TOC Heading" w:uiPriority="39" w:semiHidden="1" w:unhideWhenUsed="1" w:qFormat="1"/>
     <w:lsdException w:name="Plain Table 1" w:uiPriority="41"/>
     <w:lsdException w:name="Plain Table 2" w:uiPriority="42"/>
     <w:lsdException w:name="Plain Table 3" w:uiPriority="43"/>
@@ -1404,15 +1846,31 @@
     <w:lsdException w:name="Mention" w:semiHidden="1" w:unhideWhenUsed="1"/>
     <w:lsdException w:name="Smart Hyperlink" w:semiHidden="1" w:unhideWhenUsed="1"/>
   </w:latentStyles>
-  <w:style w:type="paragraph" w:default="1" w:styleId="Normal">
+  <w:style w:type="paragraph" w:styleId="Normal" w:default="1">
     <w:name w:val="Normal"/>
+    <w:qFormat/>
+    <w:pPr>
+      <w:widowControl/>
+      <w:bidi w:val="0"/>
+      <w:spacing w:lineRule="auto" w:line="276" w:before="0" w:after="0"/>
+      <w:jc w:val="start"/>
+    </w:pPr>
+    <w:rPr>
+      <w:rFonts w:ascii="Arial" w:hAnsi="Arial" w:eastAsia="Arial" w:cs="Arial"/>
+      <w:color w:val="auto"/>
+      <w:kern w:val="0"/>
+      <w:sz w:val="22"/>
+      <w:szCs w:val="22"/>
+      <w:lang w:val="pt-BR" w:eastAsia="pt-BR" w:bidi="bn-IN"/>
+    </w:rPr>
   </w:style>
-  <w:style w:type="paragraph" w:styleId="Ttulo1">
+  <w:style w:type="paragraph" w:styleId="Heading1">
     <w:name w:val="heading 1"/>
     <w:basedOn w:val="Normal"/>
     <w:next w:val="Normal"/>
+    <w:qFormat/>
     <w:pPr>
-      <w:keepNext/>
+      <w:keepNext w:val="true"/>
       <w:keepLines/>
       <w:spacing w:before="400" w:after="120"/>
       <w:outlineLvl w:val="0"/>
@@ -1422,12 +1880,13 @@
       <w:szCs w:val="40"/>
     </w:rPr>
   </w:style>
-  <w:style w:type="paragraph" w:styleId="Ttulo2">
+  <w:style w:type="paragraph" w:styleId="Heading2">
     <w:name w:val="heading 2"/>
     <w:basedOn w:val="Normal"/>
     <w:next w:val="Normal"/>
+    <w:qFormat/>
     <w:pPr>
-      <w:keepNext/>
+      <w:keepNext w:val="true"/>
       <w:keepLines/>
       <w:spacing w:before="360" w:after="120"/>
       <w:outlineLvl w:val="1"/>
@@ -1437,12 +1896,13 @@
       <w:szCs w:val="32"/>
     </w:rPr>
   </w:style>
-  <w:style w:type="paragraph" w:styleId="Ttulo3">
+  <w:style w:type="paragraph" w:styleId="Heading3">
     <w:name w:val="heading 3"/>
     <w:basedOn w:val="Normal"/>
     <w:next w:val="Normal"/>
+    <w:qFormat/>
     <w:pPr>
-      <w:keepNext/>
+      <w:keepNext w:val="true"/>
       <w:keepLines/>
       <w:spacing w:before="320" w:after="80"/>
       <w:outlineLvl w:val="2"/>
@@ -1453,12 +1913,13 @@
       <w:szCs w:val="28"/>
     </w:rPr>
   </w:style>
-  <w:style w:type="paragraph" w:styleId="Ttulo4">
+  <w:style w:type="paragraph" w:styleId="Heading4">
     <w:name w:val="heading 4"/>
     <w:basedOn w:val="Normal"/>
     <w:next w:val="Normal"/>
+    <w:qFormat/>
     <w:pPr>
-      <w:keepNext/>
+      <w:keepNext w:val="true"/>
       <w:keepLines/>
       <w:spacing w:before="280" w:after="80"/>
       <w:outlineLvl w:val="3"/>
@@ -1469,12 +1930,13 @@
       <w:szCs w:val="24"/>
     </w:rPr>
   </w:style>
-  <w:style w:type="paragraph" w:styleId="Ttulo5">
+  <w:style w:type="paragraph" w:styleId="Heading5">
     <w:name w:val="heading 5"/>
     <w:basedOn w:val="Normal"/>
     <w:next w:val="Normal"/>
+    <w:qFormat/>
     <w:pPr>
-      <w:keepNext/>
+      <w:keepNext w:val="true"/>
       <w:keepLines/>
       <w:spacing w:before="240" w:after="80"/>
       <w:outlineLvl w:val="4"/>
@@ -1483,12 +1945,13 @@
       <w:color w:val="666666"/>
     </w:rPr>
   </w:style>
-  <w:style w:type="paragraph" w:styleId="Ttulo6">
+  <w:style w:type="paragraph" w:styleId="Heading6">
     <w:name w:val="heading 6"/>
     <w:basedOn w:val="Normal"/>
     <w:next w:val="Normal"/>
+    <w:qFormat/>
     <w:pPr>
-      <w:keepNext/>
+      <w:keepNext w:val="true"/>
       <w:keepLines/>
       <w:spacing w:before="240" w:after="80"/>
       <w:outlineLvl w:val="5"/>
@@ -1498,11 +1961,167 @@
       <w:color w:val="666666"/>
     </w:rPr>
   </w:style>
-  <w:style w:type="character" w:default="1" w:styleId="Fontepargpadro">
+  <w:style w:type="character" w:styleId="DefaultParagraphFont" w:default="1">
     <w:name w:val="Default Paragraph Font"/>
     <w:uiPriority w:val="1"/>
     <w:semiHidden/>
     <w:unhideWhenUsed/>
+    <w:qFormat/>
+    <w:rPr/>
+  </w:style>
+  <w:style w:type="character" w:styleId="Strong">
+    <w:name w:val="Strong"/>
+    <w:basedOn w:val="DefaultParagraphFont"/>
+    <w:uiPriority w:val="22"/>
+    <w:qFormat/>
+    <w:rsid w:val="00ef33f9"/>
+    <w:rPr>
+      <w:b/>
+      <w:bCs/>
+    </w:rPr>
+  </w:style>
+  <w:style w:type="character" w:styleId="Smbolosdenumerao">
+    <w:name w:val="Símbolos de numeração"/>
+    <w:qFormat/>
+    <w:rPr/>
+  </w:style>
+  <w:style w:type="paragraph" w:styleId="Ttulo">
+    <w:name w:val="Título"/>
+    <w:basedOn w:val="Normal"/>
+    <w:next w:val="BodyText"/>
+    <w:qFormat/>
+    <w:pPr>
+      <w:keepNext w:val="true"/>
+      <w:spacing w:before="240" w:after="120"/>
+    </w:pPr>
+    <w:rPr>
+      <w:rFonts w:ascii="Liberation Sans" w:hAnsi="Liberation Sans" w:eastAsia="Microsoft YaHei" w:cs="Lucida Sans"/>
+      <w:sz w:val="28"/>
+      <w:szCs w:val="28"/>
+    </w:rPr>
+  </w:style>
+  <w:style w:type="paragraph" w:styleId="BodyText">
+    <w:name w:val="Body Text"/>
+    <w:basedOn w:val="Normal"/>
+    <w:pPr>
+      <w:spacing w:lineRule="auto" w:line="276" w:before="0" w:after="140"/>
+    </w:pPr>
+    <w:rPr/>
+  </w:style>
+  <w:style w:type="paragraph" w:styleId="List">
+    <w:name w:val="List"/>
+    <w:basedOn w:val="BodyText"/>
+    <w:pPr/>
+    <w:rPr>
+      <w:rFonts w:cs="Lucida Sans"/>
+    </w:rPr>
+  </w:style>
+  <w:style w:type="paragraph" w:styleId="Caption">
+    <w:name w:val="caption"/>
+    <w:basedOn w:val="Normal"/>
+    <w:qFormat/>
+    <w:pPr>
+      <w:suppressLineNumbers/>
+      <w:spacing w:before="120" w:after="120"/>
+    </w:pPr>
+    <w:rPr>
+      <w:rFonts w:cs="Lucida Sans"/>
+      <w:i/>
+      <w:iCs/>
+      <w:sz w:val="24"/>
+      <w:szCs w:val="24"/>
+    </w:rPr>
+  </w:style>
+  <w:style w:type="paragraph" w:styleId="ndice">
+    <w:name w:val="Índice"/>
+    <w:basedOn w:val="Normal"/>
+    <w:qFormat/>
+    <w:pPr>
+      <w:suppressLineNumbers/>
+    </w:pPr>
+    <w:rPr>
+      <w:rFonts w:cs="Lucida Sans"/>
+    </w:rPr>
+  </w:style>
+  <w:style w:type="paragraph" w:styleId="Title">
+    <w:name w:val="Title"/>
+    <w:basedOn w:val="Normal"/>
+    <w:next w:val="Normal"/>
+    <w:qFormat/>
+    <w:pPr>
+      <w:keepNext w:val="true"/>
+      <w:keepLines/>
+      <w:spacing w:before="0" w:after="60"/>
+    </w:pPr>
+    <w:rPr>
+      <w:sz w:val="52"/>
+      <w:szCs w:val="52"/>
+    </w:rPr>
+  </w:style>
+  <w:style w:type="paragraph" w:styleId="Subtitle">
+    <w:name w:val="Subtitle"/>
+    <w:basedOn w:val="Normal"/>
+    <w:next w:val="Normal"/>
+    <w:qFormat/>
+    <w:pPr>
+      <w:keepNext w:val="true"/>
+      <w:keepLines/>
+      <w:spacing w:before="0" w:after="320"/>
+    </w:pPr>
+    <w:rPr>
+      <w:color w:val="666666"/>
+      <w:sz w:val="30"/>
+      <w:szCs w:val="30"/>
+    </w:rPr>
+  </w:style>
+  <w:style w:type="paragraph" w:styleId="ng-scope" w:customStyle="1">
+    <w:name w:val="ng-scope"/>
+    <w:basedOn w:val="Normal"/>
+    <w:qFormat/>
+    <w:rsid w:val="003d02f9"/>
+    <w:pPr>
+      <w:spacing w:lineRule="auto" w:line="240" w:beforeAutospacing="1" w:afterAutospacing="1"/>
+    </w:pPr>
+    <w:rPr>
+      <w:rFonts w:ascii="Times New Roman" w:hAnsi="Times New Roman"/>
+      <w:sz w:val="24"/>
+      <w:szCs w:val="24"/>
+    </w:rPr>
+  </w:style>
+  <w:style w:type="paragraph" w:styleId="ListParagraph">
+    <w:name w:val="List Paragraph"/>
+    <w:basedOn w:val="Normal"/>
+    <w:uiPriority w:val="34"/>
+    <w:qFormat/>
+    <w:rsid w:val="005471a0"/>
+    <w:pPr>
+      <w:spacing w:before="0" w:after="0"/>
+      <w:ind w:start="720"/>
+      <w:contextualSpacing/>
+    </w:pPr>
+    <w:rPr>
+      <w:szCs w:val="28"/>
+    </w:rPr>
+  </w:style>
+  <w:style w:type="paragraph" w:styleId="Cabealhoerodap">
+    <w:name w:val="Cabeçalho e rodapé"/>
+    <w:basedOn w:val="Normal"/>
+    <w:qFormat/>
+    <w:pPr/>
+    <w:rPr/>
+  </w:style>
+  <w:style w:type="paragraph" w:styleId="Header">
+    <w:name w:val="header"/>
+    <w:basedOn w:val="Cabealhoerodap"/>
+    <w:pPr/>
+    <w:rPr/>
+  </w:style>
+  <w:style w:type="numbering" w:styleId="Semlista" w:default="1">
+    <w:name w:val="Sem lista"/>
+    <w:uiPriority w:val="99"/>
+    <w:semiHidden/>
+    <w:unhideWhenUsed/>
+    <w:qFormat/>
   </w:style>
   <w:style w:type="table" w:default="1" w:styleId="Tabelanormal">
     <w:name w:val="Normal Table"/>
@@ -1510,7 +2129,6 @@
     <w:semiHidden/>
     <w:unhideWhenUsed/>
     <w:tblPr>
-      <w:tblInd w:w="0" w:type="dxa"/>
       <w:tblCellMar>
         <w:top w:w="0" w:type="dxa"/>
         <w:left w:w="108" w:type="dxa"/>
@@ -1518,12 +2136,6 @@
         <w:right w:w="108" w:type="dxa"/>
       </w:tblCellMar>
     </w:tblPr>
-  </w:style>
-  <w:style w:type="numbering" w:default="1" w:styleId="Semlista">
-    <w:name w:val="No List"/>
-    <w:uiPriority w:val="99"/>
-    <w:semiHidden/>
-    <w:unhideWhenUsed/>
   </w:style>
   <w:style w:type="table" w:customStyle="1" w:styleId="TableNormal">
     <w:name w:val="Table Normal"/>
@@ -1536,98 +2148,18 @@
       </w:tblCellMar>
     </w:tblPr>
   </w:style>
-  <w:style w:type="paragraph" w:styleId="Ttulo">
-    <w:name w:val="Title"/>
-    <w:basedOn w:val="Normal"/>
-    <w:next w:val="Normal"/>
-    <w:pPr>
-      <w:keepNext/>
-      <w:keepLines/>
-      <w:spacing w:after="60"/>
-    </w:pPr>
-    <w:rPr>
-      <w:sz w:val="52"/>
-      <w:szCs w:val="52"/>
-    </w:rPr>
-  </w:style>
-  <w:style w:type="paragraph" w:styleId="Subttulo">
-    <w:name w:val="Subtitle"/>
-    <w:basedOn w:val="Normal"/>
-    <w:next w:val="Normal"/>
-    <w:pPr>
-      <w:keepNext/>
-      <w:keepLines/>
-      <w:spacing w:after="320"/>
-    </w:pPr>
-    <w:rPr>
-      <w:color w:val="666666"/>
-      <w:sz w:val="30"/>
-      <w:szCs w:val="30"/>
-    </w:rPr>
-  </w:style>
-  <w:style w:type="table" w:customStyle="1" w:styleId="a">
-    <w:basedOn w:val="TableNormal"/>
-    <w:tblPr>
-      <w:tblStyleRowBandSize w:val="1"/>
-      <w:tblStyleColBandSize w:val="1"/>
-      <w:tblCellMar>
-        <w:top w:w="100" w:type="dxa"/>
-        <w:left w:w="100" w:type="dxa"/>
-        <w:bottom w:w="100" w:type="dxa"/>
-        <w:right w:w="100" w:type="dxa"/>
-      </w:tblCellMar>
-    </w:tblPr>
-  </w:style>
-  <w:style w:type="character" w:styleId="Forte">
-    <w:name w:val="Strong"/>
-    <w:basedOn w:val="Fontepargpadro"/>
-    <w:uiPriority w:val="22"/>
-    <w:qFormat/>
-    <w:rsid w:val="00EF33F9"/>
-    <w:rPr>
-      <w:b/>
-      <w:bCs/>
-    </w:rPr>
-  </w:style>
-  <w:style w:type="paragraph" w:customStyle="1" w:styleId="ng-scope">
-    <w:name w:val="ng-scope"/>
-    <w:basedOn w:val="Normal"/>
-    <w:rsid w:val="003D02F9"/>
-    <w:pPr>
-      <w:spacing w:before="100" w:beforeAutospacing="1" w:after="100" w:afterAutospacing="1" w:line="240" w:lineRule="auto"/>
-    </w:pPr>
-    <w:rPr>
-      <w:rFonts w:ascii="Times New Roman" w:hAnsi="Times New Roman"/>
-      <w:sz w:val="24"/>
-      <w:szCs w:val="24"/>
-    </w:rPr>
-  </w:style>
-  <w:style w:type="paragraph" w:styleId="PargrafodaLista">
-    <w:name w:val="List Paragraph"/>
-    <w:basedOn w:val="Normal"/>
-    <w:uiPriority w:val="34"/>
-    <w:qFormat/>
-    <w:rsid w:val="005471A0"/>
-    <w:pPr>
-      <w:ind w:left="720"/>
-      <w:contextualSpacing/>
-    </w:pPr>
-    <w:rPr>
-      <w:szCs w:val="28"/>
-    </w:rPr>
-  </w:style>
 </w:styles>
 </file>
 
 <file path=word/theme/theme1.xml><?xml version="1.0" encoding="utf-8"?>
-<a:theme xmlns:a="http://schemas.openxmlformats.org/drawingml/2006/main" name="Office Theme">
+<a:theme xmlns:a="http://schemas.openxmlformats.org/drawingml/2006/main" xmlns:r="http://schemas.openxmlformats.org/officeDocument/2006/relationships" name="Office Theme">
   <a:themeElements>
     <a:clrScheme name="Office">
       <a:dk1>
-        <a:sysClr val="windowText" lastClr="000000"/>
+        <a:srgbClr val="000000"/>
       </a:dk1>
       <a:lt1>
-        <a:sysClr val="window" lastClr="FFFFFF"/>
+        <a:srgbClr val="FFFFFF"/>
       </a:lt1>
       <a:dk2>
         <a:srgbClr val="1F497D"/>
@@ -1662,279 +2194,131 @@
     </a:clrScheme>
     <a:fontScheme name="Office">
       <a:majorFont>
-        <a:latin typeface="Calibri"/>
+        <a:latin typeface="Calibri" pitchFamily="0" charset="1"/>
         <a:ea typeface=""/>
         <a:cs typeface=""/>
-        <a:font script="Jpan" typeface="ＭＳ ゴシック"/>
-        <a:font script="Hang" typeface="맑은 고딕"/>
-        <a:font script="Hans" typeface="宋体"/>
-        <a:font script="Hant" typeface="新細明體"/>
-        <a:font script="Arab" typeface="Times New Roman"/>
-        <a:font script="Hebr" typeface="Times New Roman"/>
-        <a:font script="Thai" typeface="Angsana New"/>
-        <a:font script="Ethi" typeface="Nyala"/>
-        <a:font script="Beng" typeface="Vrinda"/>
-        <a:font script="Gujr" typeface="Shruti"/>
-        <a:font script="Khmr" typeface="MoolBoran"/>
-        <a:font script="Knda" typeface="Tunga"/>
-        <a:font script="Guru" typeface="Raavi"/>
-        <a:font script="Cans" typeface="Euphemia"/>
-        <a:font script="Cher" typeface="Plantagenet Cherokee"/>
-        <a:font script="Yiii" typeface="Microsoft Yi Baiti"/>
-        <a:font script="Tibt" typeface="Microsoft Himalaya"/>
-        <a:font script="Thaa" typeface="MV Boli"/>
-        <a:font script="Deva" typeface="Mangal"/>
-        <a:font script="Telu" typeface="Gautami"/>
-        <a:font script="Taml" typeface="Latha"/>
-        <a:font script="Syrc" typeface="Estrangelo Edessa"/>
-        <a:font script="Orya" typeface="Kalinga"/>
-        <a:font script="Mlym" typeface="Kartika"/>
-        <a:font script="Laoo" typeface="DokChampa"/>
-        <a:font script="Sinh" typeface="Iskoola Pota"/>
-        <a:font script="Mong" typeface="Mongolian Baiti"/>
-        <a:font script="Viet" typeface="Times New Roman"/>
-        <a:font script="Uigh" typeface="Microsoft Uighur"/>
-        <a:font script="Geor" typeface="Sylfaen"/>
       </a:majorFont>
       <a:minorFont>
-        <a:latin typeface="Cambria"/>
+        <a:latin typeface="Cambria" pitchFamily="0" charset="1"/>
         <a:ea typeface=""/>
         <a:cs typeface=""/>
-        <a:font script="Jpan" typeface="ＭＳ 明朝"/>
-        <a:font script="Hang" typeface="맑은 고딕"/>
-        <a:font script="Hans" typeface="宋体"/>
-        <a:font script="Hant" typeface="新細明體"/>
-        <a:font script="Arab" typeface="Arial"/>
-        <a:font script="Hebr" typeface="Arial"/>
-        <a:font script="Thai" typeface="Cordia New"/>
-        <a:font script="Ethi" typeface="Nyala"/>
-        <a:font script="Beng" typeface="Vrinda"/>
-        <a:font script="Gujr" typeface="Shruti"/>
-        <a:font script="Khmr" typeface="DaunPenh"/>
-        <a:font script="Knda" typeface="Tunga"/>
-        <a:font script="Guru" typeface="Raavi"/>
-        <a:font script="Cans" typeface="Euphemia"/>
-        <a:font script="Cher" typeface="Plantagenet Cherokee"/>
-        <a:font script="Yiii" typeface="Microsoft Yi Baiti"/>
-        <a:font script="Tibt" typeface="Microsoft Himalaya"/>
-        <a:font script="Thaa" typeface="MV Boli"/>
-        <a:font script="Deva" typeface="Mangal"/>
-        <a:font script="Telu" typeface="Gautami"/>
-        <a:font script="Taml" typeface="Latha"/>
-        <a:font script="Syrc" typeface="Estrangelo Edessa"/>
-        <a:font script="Orya" typeface="Kalinga"/>
-        <a:font script="Mlym" typeface="Kartika"/>
-        <a:font script="Laoo" typeface="DokChampa"/>
-        <a:font script="Sinh" typeface="Iskoola Pota"/>
-        <a:font script="Mong" typeface="Mongolian Baiti"/>
-        <a:font script="Viet" typeface="Arial"/>
-        <a:font script="Uigh" typeface="Microsoft Uighur"/>
-        <a:font script="Geor" typeface="Sylfaen"/>
       </a:minorFont>
     </a:fontScheme>
-    <a:fmtScheme name="Office">
+    <a:fmtScheme>
       <a:fillStyleLst>
         <a:solidFill>
           <a:schemeClr val="phClr"/>
         </a:solidFill>
-        <a:gradFill rotWithShape="1">
+        <a:gradFill>
           <a:gsLst>
             <a:gs pos="0">
               <a:schemeClr val="phClr">
                 <a:tint val="50000"/>
-                <a:satMod val="300000"/>
               </a:schemeClr>
             </a:gs>
             <a:gs pos="35000">
               <a:schemeClr val="phClr">
                 <a:tint val="37000"/>
-                <a:satMod val="300000"/>
               </a:schemeClr>
             </a:gs>
             <a:gs pos="100000">
               <a:schemeClr val="phClr">
                 <a:tint val="15000"/>
-                <a:satMod val="350000"/>
               </a:schemeClr>
             </a:gs>
           </a:gsLst>
           <a:lin ang="16200000" scaled="1"/>
+          <a:tileRect l="0" t="0" r="0" b="0"/>
         </a:gradFill>
-        <a:gradFill rotWithShape="1">
+        <a:gradFill>
           <a:gsLst>
             <a:gs pos="0">
               <a:schemeClr val="phClr">
                 <a:tint val="100000"/>
                 <a:shade val="100000"/>
-                <a:satMod val="130000"/>
               </a:schemeClr>
             </a:gs>
             <a:gs pos="100000">
               <a:schemeClr val="phClr">
                 <a:tint val="50000"/>
                 <a:shade val="100000"/>
-                <a:satMod val="350000"/>
               </a:schemeClr>
             </a:gs>
           </a:gsLst>
           <a:lin ang="16200000" scaled="0"/>
+          <a:tileRect l="0" t="0" r="0" b="0"/>
         </a:gradFill>
       </a:fillStyleLst>
       <a:lnStyleLst>
         <a:ln w="9525" cap="flat" cmpd="sng" algn="ctr">
-          <a:solidFill>
-            <a:schemeClr val="phClr">
-              <a:shade val="95000"/>
-              <a:satMod val="105000"/>
-            </a:schemeClr>
-          </a:solidFill>
           <a:prstDash val="solid"/>
         </a:ln>
         <a:ln w="25400" cap="flat" cmpd="sng" algn="ctr">
-          <a:solidFill>
-            <a:schemeClr val="phClr"/>
-          </a:solidFill>
           <a:prstDash val="solid"/>
         </a:ln>
         <a:ln w="38100" cap="flat" cmpd="sng" algn="ctr">
-          <a:solidFill>
-            <a:schemeClr val="phClr"/>
-          </a:solidFill>
           <a:prstDash val="solid"/>
         </a:ln>
       </a:lnStyleLst>
       <a:effectStyleLst>
         <a:effectStyle>
-          <a:effectLst>
-            <a:outerShdw blurRad="40000" dist="20000" dir="5400000" rotWithShape="0">
-              <a:srgbClr val="000000">
-                <a:alpha val="38000"/>
-              </a:srgbClr>
-            </a:outerShdw>
-          </a:effectLst>
+          <a:effectLst/>
         </a:effectStyle>
         <a:effectStyle>
-          <a:effectLst>
-            <a:outerShdw blurRad="40000" dist="23000" dir="5400000" rotWithShape="0">
-              <a:srgbClr val="000000">
-                <a:alpha val="35000"/>
-              </a:srgbClr>
-            </a:outerShdw>
-          </a:effectLst>
+          <a:effectLst/>
         </a:effectStyle>
         <a:effectStyle>
-          <a:effectLst>
-            <a:outerShdw blurRad="40000" dist="23000" dir="5400000" rotWithShape="0">
-              <a:srgbClr val="000000">
-                <a:alpha val="35000"/>
-              </a:srgbClr>
-            </a:outerShdw>
-          </a:effectLst>
-          <a:scene3d>
-            <a:camera prst="orthographicFront">
-              <a:rot lat="0" lon="0" rev="0"/>
-            </a:camera>
-            <a:lightRig rig="threePt" dir="t">
-              <a:rot lat="0" lon="0" rev="1200000"/>
-            </a:lightRig>
-          </a:scene3d>
-          <a:sp3d>
-            <a:bevelT w="63500" h="25400"/>
-          </a:sp3d>
+          <a:effectLst/>
         </a:effectStyle>
       </a:effectStyleLst>
       <a:bgFillStyleLst>
         <a:solidFill>
           <a:schemeClr val="phClr"/>
         </a:solidFill>
-        <a:gradFill rotWithShape="1">
+        <a:gradFill>
           <a:gsLst>
             <a:gs pos="0">
               <a:schemeClr val="phClr">
                 <a:tint val="40000"/>
-                <a:satMod val="350000"/>
               </a:schemeClr>
             </a:gs>
             <a:gs pos="40000">
               <a:schemeClr val="phClr">
                 <a:tint val="45000"/>
                 <a:shade val="99000"/>
-                <a:satMod val="350000"/>
               </a:schemeClr>
             </a:gs>
             <a:gs pos="100000">
               <a:schemeClr val="phClr">
                 <a:shade val="20000"/>
-                <a:satMod val="255000"/>
               </a:schemeClr>
             </a:gs>
           </a:gsLst>
           <a:path path="circle">
             <a:fillToRect l="50000" t="-80000" r="50000" b="180000"/>
           </a:path>
+          <a:tileRect l="0" t="0" r="0" b="0"/>
         </a:gradFill>
-        <a:gradFill rotWithShape="1">
+        <a:gradFill>
           <a:gsLst>
             <a:gs pos="0">
               <a:schemeClr val="phClr">
                 <a:tint val="80000"/>
-                <a:satMod val="300000"/>
               </a:schemeClr>
             </a:gs>
             <a:gs pos="100000">
               <a:schemeClr val="phClr">
                 <a:shade val="30000"/>
-                <a:satMod val="200000"/>
               </a:schemeClr>
             </a:gs>
           </a:gsLst>
           <a:path path="circle">
             <a:fillToRect l="50000" t="50000" r="50000" b="50000"/>
           </a:path>
+          <a:tileRect l="0" t="0" r="0" b="0"/>
         </a:gradFill>
       </a:bgFillStyleLst>
     </a:fmtScheme>
   </a:themeElements>
-  <a:objectDefaults>
-    <a:spDef>
-      <a:spPr/>
-      <a:bodyPr/>
-      <a:lstStyle/>
-      <a:style>
-        <a:lnRef idx="1">
-          <a:schemeClr val="accent1"/>
-        </a:lnRef>
-        <a:fillRef idx="3">
-          <a:schemeClr val="accent1"/>
-        </a:fillRef>
-        <a:effectRef idx="2">
-          <a:schemeClr val="accent1"/>
-        </a:effectRef>
-        <a:fontRef idx="minor">
-          <a:schemeClr val="lt1"/>
-        </a:fontRef>
-      </a:style>
-    </a:spDef>
-    <a:lnDef>
-      <a:spPr/>
-      <a:bodyPr/>
-      <a:lstStyle/>
-      <a:style>
-        <a:lnRef idx="2">
-          <a:schemeClr val="accent1"/>
-        </a:lnRef>
-        <a:fillRef idx="0">
-          <a:schemeClr val="accent1"/>
-        </a:fillRef>
-        <a:effectRef idx="1">
-          <a:schemeClr val="accent1"/>
-        </a:effectRef>
-        <a:fontRef idx="minor">
-          <a:schemeClr val="tx1"/>
-        </a:fontRef>
-      </a:style>
-    </a:lnDef>
-  </a:objectDefaults>
-  <a:extraClrSchemeLst/>
 </a:theme>
 </file>
--- a/unicesumar/engenharia-software/fundamentos-arquiteturas-computadores/atividades/mapa/mapa.docx
+++ b/unicesumar/engenharia-software/fundamentos-arquiteturas-computadores/atividades/mapa/mapa.docx
@@ -708,10 +708,34 @@
     <w:p>
       <w:pPr>
         <w:pStyle w:val="Normal"/>
+        <w:jc w:val="both"/>
+        <w:rPr>
+          <w:rFonts w:ascii="Times New Roman" w:hAnsi="Times New Roman"/>
+          <w:b/>
+          <w:bCs/>
+          <w:sz w:val="24"/>
+          <w:szCs w:val="24"/>
+        </w:rPr>
+      </w:pPr>
+      <w:r>
+        <w:rPr>
+          <w:rFonts w:ascii="Times New Roman" w:hAnsi="Times New Roman"/>
+          <w:b/>
+          <w:bCs/>
+          <w:sz w:val="24"/>
+          <w:szCs w:val="24"/>
+        </w:rPr>
+        <w:t>Respostas:</w:t>
+      </w:r>
+    </w:p>
+    <w:p>
+      <w:pPr>
+        <w:pStyle w:val="Normal"/>
         <w:numPr>
           <w:ilvl w:val="0"/>
           <w:numId w:val="2"/>
         </w:numPr>
+        <w:bidi w:val="0"/>
         <w:jc w:val="both"/>
         <w:rPr>
           <w:rFonts w:ascii="Times New Roman" w:hAnsi="Times New Roman"/>
@@ -726,15 +750,7 @@
           <w:sz w:val="24"/>
           <w:szCs w:val="24"/>
         </w:rPr>
-        <w:t>D</w:t>
-      </w:r>
-      <w:r>
-        <w:rPr>
-          <w:rFonts w:ascii="Times New Roman" w:hAnsi="Times New Roman"/>
-          <w:sz w:val="24"/>
-          <w:szCs w:val="24"/>
-        </w:rPr>
-        <w:t xml:space="preserve">escreva os diferentes </w:t>
+        <w:t xml:space="preserve">Descreva os diferentes </w:t>
       </w:r>
       <w:r>
         <w:rPr>
@@ -753,6 +769,291 @@
           <w:u w:val="none"/>
         </w:rPr>
         <w:t xml:space="preserve"> de hierarquia de memória (registradores, cache, memória principal, armazenamento secundário e offline) apontando as suas características, como velocidade, capacidade e custo.</w:t>
+      </w:r>
+    </w:p>
+    <w:p>
+      <w:pPr>
+        <w:pStyle w:val="Normal"/>
+        <w:jc w:val="both"/>
+        <w:rPr>
+          <w:rFonts w:ascii="Times New Roman" w:hAnsi="Times New Roman"/>
+          <w:sz w:val="24"/>
+          <w:szCs w:val="24"/>
+          <w:u w:val="single"/>
+        </w:rPr>
+      </w:pPr>
+      <w:r>
+        <w:rPr>
+          <w:rFonts w:ascii="Times New Roman" w:hAnsi="Times New Roman"/>
+          <w:sz w:val="24"/>
+          <w:szCs w:val="24"/>
+          <w:u w:val="single"/>
+        </w:rPr>
+        <w:t>Registradores</w:t>
+      </w:r>
+      <w:r>
+        <w:rPr>
+          <w:rFonts w:ascii="Times New Roman" w:hAnsi="Times New Roman"/>
+          <w:sz w:val="24"/>
+          <w:szCs w:val="24"/>
+          <w:u w:val="none"/>
+        </w:rPr>
+        <w:t xml:space="preserve">: são memórias internas do processador, extremamente rápidas, mas </w:t>
+      </w:r>
+      <w:r>
+        <w:rPr>
+          <w:rFonts w:ascii="Times New Roman" w:hAnsi="Times New Roman"/>
+          <w:sz w:val="24"/>
+          <w:szCs w:val="24"/>
+          <w:u w:val="none"/>
+        </w:rPr>
+        <w:t>o armazenamento geralmente limitado entre 8 e 64 bits cada</w:t>
+      </w:r>
+      <w:r>
+        <w:rPr>
+          <w:rFonts w:ascii="Times New Roman" w:hAnsi="Times New Roman"/>
+          <w:sz w:val="24"/>
+          <w:szCs w:val="24"/>
+          <w:u w:val="none"/>
+        </w:rPr>
+        <w:t xml:space="preserve">, permitindo que somente arquivos temporários sejam armazenados enquanto a CPU faz cálculos complementares, e são utilizados imediatamente após seu armazenamento. </w:t>
+      </w:r>
+      <w:r>
+        <w:rPr>
+          <w:rFonts w:ascii="Times New Roman" w:hAnsi="Times New Roman"/>
+          <w:sz w:val="24"/>
+          <w:szCs w:val="24"/>
+          <w:u w:val="none"/>
+        </w:rPr>
+        <w:t>Utiliza SRAM que é mais rápida que a memória RAM, por exemplo, mas em contra-partida, é mais cara.</w:t>
+      </w:r>
+    </w:p>
+    <w:p>
+      <w:pPr>
+        <w:pStyle w:val="Normal"/>
+        <w:jc w:val="both"/>
+        <w:rPr>
+          <w:rFonts w:ascii="Times New Roman" w:hAnsi="Times New Roman"/>
+          <w:sz w:val="24"/>
+          <w:szCs w:val="24"/>
+          <w:u w:val="none"/>
+        </w:rPr>
+      </w:pPr>
+      <w:r>
+        <w:rPr>
+          <w:rFonts w:ascii="Times New Roman" w:hAnsi="Times New Roman"/>
+          <w:sz w:val="24"/>
+          <w:szCs w:val="24"/>
+          <w:u w:val="single"/>
+        </w:rPr>
+        <w:t>Memória</w:t>
+      </w:r>
+      <w:r>
+        <w:rPr>
+          <w:rFonts w:ascii="Times New Roman" w:hAnsi="Times New Roman"/>
+          <w:sz w:val="24"/>
+          <w:szCs w:val="24"/>
+          <w:u w:val="none"/>
+        </w:rPr>
+        <w:t xml:space="preserve"> </w:t>
+      </w:r>
+      <w:r>
+        <w:rPr>
+          <w:rFonts w:ascii="Times New Roman" w:hAnsi="Times New Roman"/>
+          <w:sz w:val="24"/>
+          <w:szCs w:val="24"/>
+          <w:u w:val="single"/>
+        </w:rPr>
+        <w:t>cache</w:t>
+      </w:r>
+      <w:r>
+        <w:rPr>
+          <w:rFonts w:ascii="Times New Roman" w:hAnsi="Times New Roman"/>
+          <w:sz w:val="24"/>
+          <w:szCs w:val="24"/>
+          <w:u w:val="none"/>
+        </w:rPr>
+        <w:t xml:space="preserve">: localizada </w:t>
+      </w:r>
+      <w:r>
+        <w:rPr>
+          <w:rFonts w:ascii="Times New Roman" w:hAnsi="Times New Roman"/>
+          <w:sz w:val="24"/>
+          <w:szCs w:val="24"/>
+          <w:u w:val="none"/>
+        </w:rPr>
+        <w:t xml:space="preserve">próxima à CPU, é uma memória rápida que guarda os dados </w:t>
+      </w:r>
+      <w:r>
+        <w:rPr>
+          <w:rFonts w:ascii="Times New Roman" w:hAnsi="Times New Roman"/>
+          <w:sz w:val="24"/>
+          <w:szCs w:val="24"/>
+          <w:u w:val="none"/>
+        </w:rPr>
+        <w:t>e as instruções usados com frequência para acelerar o acesso e diminuir a necessidade de ir até a memória principal.</w:t>
+      </w:r>
+    </w:p>
+    <w:p>
+      <w:pPr>
+        <w:pStyle w:val="Normal"/>
+        <w:jc w:val="both"/>
+        <w:rPr>
+          <w:rFonts w:ascii="Times New Roman" w:hAnsi="Times New Roman"/>
+          <w:sz w:val="24"/>
+          <w:szCs w:val="24"/>
+          <w:u w:val="single"/>
+        </w:rPr>
+      </w:pPr>
+      <w:r>
+        <w:rPr>
+          <w:rFonts w:ascii="Times New Roman" w:hAnsi="Times New Roman"/>
+          <w:sz w:val="24"/>
+          <w:szCs w:val="24"/>
+          <w:u w:val="single"/>
+        </w:rPr>
+        <w:t>Memória</w:t>
+      </w:r>
+      <w:r>
+        <w:rPr>
+          <w:rFonts w:ascii="Times New Roman" w:hAnsi="Times New Roman"/>
+          <w:sz w:val="24"/>
+          <w:szCs w:val="24"/>
+          <w:u w:val="none"/>
+        </w:rPr>
+        <w:t xml:space="preserve"> </w:t>
+      </w:r>
+      <w:r>
+        <w:rPr>
+          <w:rFonts w:ascii="Times New Roman" w:hAnsi="Times New Roman"/>
+          <w:sz w:val="24"/>
+          <w:szCs w:val="24"/>
+          <w:u w:val="single"/>
+        </w:rPr>
+        <w:t>Principal</w:t>
+      </w:r>
+      <w:r>
+        <w:rPr>
+          <w:rFonts w:ascii="Times New Roman" w:hAnsi="Times New Roman"/>
+          <w:sz w:val="24"/>
+          <w:szCs w:val="24"/>
+          <w:u w:val="none"/>
+        </w:rPr>
+        <w:t xml:space="preserve"> (</w:t>
+      </w:r>
+      <w:r>
+        <w:rPr>
+          <w:rFonts w:ascii="Times New Roman" w:hAnsi="Times New Roman"/>
+          <w:sz w:val="24"/>
+          <w:szCs w:val="24"/>
+          <w:u w:val="single"/>
+        </w:rPr>
+        <w:t>RAM</w:t>
+      </w:r>
+      <w:r>
+        <w:rPr>
+          <w:rFonts w:ascii="Times New Roman" w:hAnsi="Times New Roman"/>
+          <w:sz w:val="24"/>
+          <w:szCs w:val="24"/>
+          <w:u w:val="none"/>
+        </w:rPr>
+        <w:t>): tem maior capacidade que a cache, mas é mais lenta. Armazena os dados e os programas que estão sendo executados no momento, servindo como principal área de trabalho da CPU.</w:t>
+      </w:r>
+    </w:p>
+    <w:p>
+      <w:pPr>
+        <w:pStyle w:val="Normal"/>
+        <w:jc w:val="both"/>
+        <w:rPr>
+          <w:rFonts w:ascii="Times New Roman" w:hAnsi="Times New Roman"/>
+          <w:sz w:val="24"/>
+          <w:szCs w:val="24"/>
+          <w:u w:val="single"/>
+        </w:rPr>
+      </w:pPr>
+      <w:r>
+        <w:rPr>
+          <w:rFonts w:ascii="Times New Roman" w:hAnsi="Times New Roman"/>
+          <w:sz w:val="24"/>
+          <w:szCs w:val="24"/>
+          <w:u w:val="single"/>
+        </w:rPr>
+        <w:t>Memória</w:t>
+      </w:r>
+      <w:r>
+        <w:rPr>
+          <w:rFonts w:ascii="Times New Roman" w:hAnsi="Times New Roman"/>
+          <w:sz w:val="24"/>
+          <w:szCs w:val="24"/>
+          <w:u w:val="none"/>
+        </w:rPr>
+        <w:t xml:space="preserve"> </w:t>
+      </w:r>
+      <w:r>
+        <w:rPr>
+          <w:rFonts w:ascii="Times New Roman" w:hAnsi="Times New Roman"/>
+          <w:sz w:val="24"/>
+          <w:szCs w:val="24"/>
+          <w:u w:val="single"/>
+        </w:rPr>
+        <w:t>Secundária</w:t>
+      </w:r>
+      <w:r>
+        <w:rPr>
+          <w:rFonts w:ascii="Times New Roman" w:hAnsi="Times New Roman"/>
+          <w:sz w:val="24"/>
+          <w:szCs w:val="24"/>
+          <w:u w:val="none"/>
+        </w:rPr>
+        <w:t>: são dispositivos de armazenamento, como discos rígidos e SSDs, com grande capacidade, porém muito mais lentos que a RAM. Usados para armazenar dados de forma permanente.</w:t>
+      </w:r>
+    </w:p>
+    <w:p>
+      <w:pPr>
+        <w:pStyle w:val="Normal"/>
+        <w:jc w:val="both"/>
+        <w:rPr>
+          <w:rFonts w:ascii="Times New Roman" w:hAnsi="Times New Roman"/>
+          <w:sz w:val="24"/>
+          <w:szCs w:val="24"/>
+          <w:u w:val="single"/>
+        </w:rPr>
+      </w:pPr>
+      <w:r>
+        <w:rPr>
+          <w:rFonts w:ascii="Times New Roman" w:hAnsi="Times New Roman"/>
+          <w:sz w:val="24"/>
+          <w:szCs w:val="24"/>
+          <w:u w:val="single"/>
+        </w:rPr>
+        <w:t>Memória</w:t>
+      </w:r>
+      <w:r>
+        <w:rPr>
+          <w:rFonts w:ascii="Times New Roman" w:hAnsi="Times New Roman"/>
+          <w:sz w:val="24"/>
+          <w:szCs w:val="24"/>
+          <w:u w:val="none"/>
+        </w:rPr>
+        <w:t xml:space="preserve"> </w:t>
+      </w:r>
+      <w:r>
+        <w:rPr>
+          <w:rFonts w:ascii="Times New Roman" w:hAnsi="Times New Roman"/>
+          <w:sz w:val="24"/>
+          <w:szCs w:val="24"/>
+          <w:u w:val="single"/>
+        </w:rPr>
+        <w:t>Offline</w:t>
+      </w:r>
+      <w:r>
+        <w:rPr>
+          <w:rFonts w:ascii="Times New Roman" w:hAnsi="Times New Roman"/>
+          <w:sz w:val="24"/>
+          <w:szCs w:val="24"/>
+          <w:u w:val="none"/>
+        </w:rPr>
+        <w:t>: são dispositivos removíveis, como Pendrives e cartões SD / MicroSD, HDDs e SSDs externos, CDs, DVDs, e Blu-rays, Fitas Magnéticas e Disquetes.</w:t>
       </w:r>
     </w:p>
     <w:p>
@@ -803,15 +1104,265 @@
         <w:pStyle w:val="Normal"/>
         <w:numPr>
           <w:ilvl w:val="0"/>
+          <w:numId w:val="4"/>
+        </w:numPr>
+        <w:bidi w:val="0"/>
+        <w:jc w:val="both"/>
+        <w:rPr/>
+      </w:pPr>
+      <w:r>
+        <w:rPr>
+          <w:rFonts w:ascii="Times New Roman" w:hAnsi="Times New Roman"/>
+          <w:sz w:val="24"/>
+          <w:szCs w:val="24"/>
+          <w:u w:val="single"/>
+        </w:rPr>
+        <w:t>Aumento</w:t>
+      </w:r>
+      <w:r>
+        <w:rPr>
+          <w:rFonts w:ascii="Times New Roman" w:hAnsi="Times New Roman"/>
+          <w:sz w:val="24"/>
+          <w:szCs w:val="24"/>
+          <w:u w:val="none"/>
+        </w:rPr>
+        <w:t xml:space="preserve"> </w:t>
+      </w:r>
+      <w:r>
+        <w:rPr>
+          <w:rFonts w:ascii="Times New Roman" w:hAnsi="Times New Roman"/>
+          <w:sz w:val="24"/>
+          <w:szCs w:val="24"/>
+          <w:u w:val="single"/>
+        </w:rPr>
+        <w:t>da</w:t>
+      </w:r>
+      <w:r>
+        <w:rPr>
+          <w:rFonts w:ascii="Times New Roman" w:hAnsi="Times New Roman"/>
+          <w:sz w:val="24"/>
+          <w:szCs w:val="24"/>
+          <w:u w:val="none"/>
+        </w:rPr>
+        <w:t xml:space="preserve"> </w:t>
+      </w:r>
+      <w:r>
+        <w:rPr>
+          <w:rFonts w:ascii="Times New Roman" w:hAnsi="Times New Roman"/>
+          <w:sz w:val="24"/>
+          <w:szCs w:val="24"/>
+          <w:u w:val="single"/>
+        </w:rPr>
+        <w:t>Latência</w:t>
+      </w:r>
+      <w:r>
+        <w:rPr>
+          <w:rFonts w:ascii="Times New Roman" w:hAnsi="Times New Roman"/>
+          <w:sz w:val="24"/>
+          <w:szCs w:val="24"/>
+          <w:u w:val="none"/>
+        </w:rPr>
+        <w:t xml:space="preserve"> </w:t>
+      </w:r>
+      <w:r>
+        <w:rPr>
+          <w:rFonts w:ascii="Times New Roman" w:hAnsi="Times New Roman"/>
+          <w:sz w:val="24"/>
+          <w:szCs w:val="24"/>
+          <w:u w:val="single"/>
+        </w:rPr>
+        <w:t>por</w:t>
+      </w:r>
+      <w:r>
+        <w:rPr>
+          <w:rFonts w:ascii="Times New Roman" w:hAnsi="Times New Roman"/>
+          <w:sz w:val="24"/>
+          <w:szCs w:val="24"/>
+          <w:u w:val="none"/>
+        </w:rPr>
+        <w:t xml:space="preserve"> </w:t>
+      </w:r>
+      <w:r>
+        <w:rPr>
+          <w:rFonts w:ascii="Times New Roman" w:hAnsi="Times New Roman"/>
+          <w:sz w:val="24"/>
+          <w:szCs w:val="24"/>
+          <w:u w:val="single"/>
+        </w:rPr>
+        <w:t>Cache</w:t>
+      </w:r>
+      <w:r>
+        <w:rPr>
+          <w:rFonts w:ascii="Times New Roman" w:hAnsi="Times New Roman"/>
+          <w:sz w:val="24"/>
+          <w:szCs w:val="24"/>
+          <w:u w:val="none"/>
+        </w:rPr>
+        <w:t xml:space="preserve"> </w:t>
+      </w:r>
+      <w:r>
+        <w:rPr>
+          <w:rFonts w:ascii="Times New Roman" w:hAnsi="Times New Roman"/>
+          <w:sz w:val="24"/>
+          <w:szCs w:val="24"/>
+          <w:u w:val="single"/>
+        </w:rPr>
+        <w:t>Miss</w:t>
+      </w:r>
+      <w:r>
+        <w:rPr>
+          <w:rFonts w:ascii="Times New Roman" w:hAnsi="Times New Roman"/>
+          <w:sz w:val="24"/>
+          <w:szCs w:val="24"/>
+          <w:u w:val="none"/>
+        </w:rPr>
+        <w:t xml:space="preserve">: Quando o processador solicita um dado e este não se encontra na memória cache, o sistema é obrigado a buscar a informação em níveis inferiores da hierarquia, como a memória principal ou o armazenamento secundário. Como esses níveis inferiores são significativamente mais lentos, isso aumenta a latência e prejudica o desempenho do sistema, </w:t>
+      </w:r>
+      <w:r>
+        <w:rPr>
+          <w:rFonts w:ascii="Times New Roman" w:hAnsi="Times New Roman"/>
+          <w:sz w:val="24"/>
+          <w:szCs w:val="24"/>
+          <w:u w:val="none"/>
+        </w:rPr>
+        <w:t>gerando o Miss Penalty</w:t>
+      </w:r>
+      <w:r>
+        <w:rPr>
+          <w:rFonts w:ascii="Times New Roman" w:hAnsi="Times New Roman"/>
+          <w:sz w:val="24"/>
+          <w:szCs w:val="24"/>
+          <w:u w:val="none"/>
+        </w:rPr>
+        <w:t>.</w:t>
+      </w:r>
+    </w:p>
+    <w:p>
+      <w:pPr>
+        <w:pStyle w:val="Normal"/>
+        <w:numPr>
+          <w:ilvl w:val="0"/>
+          <w:numId w:val="4"/>
+        </w:numPr>
+        <w:bidi w:val="0"/>
+        <w:jc w:val="both"/>
+        <w:rPr>
+          <w:rFonts w:ascii="Times New Roman" w:hAnsi="Times New Roman"/>
+          <w:sz w:val="24"/>
+          <w:szCs w:val="24"/>
+          <w:u w:val="single"/>
+        </w:rPr>
+      </w:pPr>
+      <w:r>
+        <w:rPr>
+          <w:rFonts w:ascii="Times New Roman" w:hAnsi="Times New Roman"/>
+          <w:sz w:val="24"/>
+          <w:szCs w:val="24"/>
+          <w:u w:val="single"/>
+        </w:rPr>
+        <w:t>Gargalo</w:t>
+      </w:r>
+      <w:r>
+        <w:rPr>
+          <w:rFonts w:ascii="Times New Roman" w:hAnsi="Times New Roman"/>
+          <w:sz w:val="24"/>
+          <w:szCs w:val="24"/>
+          <w:u w:val="none"/>
+        </w:rPr>
+        <w:t xml:space="preserve"> </w:t>
+      </w:r>
+      <w:r>
+        <w:rPr>
+          <w:rFonts w:ascii="Times New Roman" w:hAnsi="Times New Roman"/>
+          <w:sz w:val="24"/>
+          <w:szCs w:val="24"/>
+          <w:u w:val="single"/>
+        </w:rPr>
+        <w:t>de</w:t>
+      </w:r>
+      <w:r>
+        <w:rPr>
+          <w:rFonts w:ascii="Times New Roman" w:hAnsi="Times New Roman"/>
+          <w:sz w:val="24"/>
+          <w:szCs w:val="24"/>
+          <w:u w:val="none"/>
+        </w:rPr>
+        <w:t xml:space="preserve"> </w:t>
+      </w:r>
+      <w:r>
+        <w:rPr>
+          <w:rFonts w:ascii="Times New Roman" w:hAnsi="Times New Roman"/>
+          <w:sz w:val="24"/>
+          <w:szCs w:val="24"/>
+          <w:u w:val="single"/>
+        </w:rPr>
+        <w:t>Von</w:t>
+      </w:r>
+      <w:r>
+        <w:rPr>
+          <w:rFonts w:ascii="Times New Roman" w:hAnsi="Times New Roman"/>
+          <w:sz w:val="24"/>
+          <w:szCs w:val="24"/>
+          <w:u w:val="none"/>
+        </w:rPr>
+        <w:t xml:space="preserve"> </w:t>
+      </w:r>
+      <w:r>
+        <w:rPr>
+          <w:rFonts w:ascii="Times New Roman" w:hAnsi="Times New Roman"/>
+          <w:sz w:val="24"/>
+          <w:szCs w:val="24"/>
+          <w:u w:val="single"/>
+        </w:rPr>
+        <w:t>Neumann</w:t>
+      </w:r>
+      <w:r>
+        <w:rPr>
+          <w:rFonts w:ascii="Times New Roman" w:hAnsi="Times New Roman"/>
+          <w:sz w:val="24"/>
+          <w:szCs w:val="24"/>
+          <w:u w:val="none"/>
+        </w:rPr>
+        <w:t xml:space="preserve">: Este problema ocorre devido </w:t>
+      </w:r>
+      <w:r>
+        <w:rPr>
+          <w:rFonts w:ascii="Times New Roman" w:hAnsi="Times New Roman"/>
+          <w:sz w:val="24"/>
+          <w:szCs w:val="24"/>
+          <w:u w:val="none"/>
+        </w:rPr>
+        <w:t>aos dados e instruções compartilharem o mesmo barramento, e a</w:t>
+      </w:r>
+      <w:r>
+        <w:rPr>
+          <w:rFonts w:ascii="Times New Roman" w:hAnsi="Times New Roman"/>
+          <w:sz w:val="24"/>
+          <w:szCs w:val="24"/>
+          <w:u w:val="none"/>
+        </w:rPr>
+        <w:t xml:space="preserve"> diferença de velocidade entre o processador </w:t>
+      </w:r>
+      <w:r>
+        <w:rPr>
+          <w:rFonts w:ascii="Times New Roman" w:hAnsi="Times New Roman"/>
+          <w:sz w:val="24"/>
+          <w:szCs w:val="24"/>
+          <w:u w:val="none"/>
+        </w:rPr>
+        <w:t>e a memória. Mesmo que um processador seja potente, ele pode ficar ocioso esperando que os dados sejam transferidos através dos barramentos a partir da memória principal, o que limita a eficiência global da execução das tarefas.</w:t>
+      </w:r>
+    </w:p>
+    <w:p>
+      <w:pPr>
+        <w:pStyle w:val="Normal"/>
+        <w:numPr>
+          <w:ilvl w:val="0"/>
           <w:numId w:val="2"/>
         </w:numPr>
+        <w:bidi w:val="0"/>
         <w:jc w:val="both"/>
-        <w:rPr>
-          <w:rFonts w:ascii="Times New Roman" w:hAnsi="Times New Roman"/>
-          <w:sz w:val="24"/>
-          <w:szCs w:val="24"/>
-          <w:u w:val="none"/>
-        </w:rPr>
+        <w:rPr/>
       </w:pPr>
       <w:r>
         <w:rPr>
@@ -857,6 +1408,439 @@
           <w:u w:val="none"/>
         </w:rPr>
         <w:t xml:space="preserve"> considerando “o uso estratégico de cache para minimizar a latência e maximizar o throughput”.</w:t>
+      </w:r>
+    </w:p>
+    <w:p>
+      <w:pPr>
+        <w:pStyle w:val="Normal"/>
+        <w:bidi w:val="0"/>
+        <w:jc w:val="both"/>
+        <w:rPr>
+          <w:rFonts w:ascii="Times New Roman" w:hAnsi="Times New Roman"/>
+          <w:sz w:val="24"/>
+          <w:szCs w:val="24"/>
+          <w:u w:val="single"/>
+        </w:rPr>
+      </w:pPr>
+      <w:r>
+        <w:rPr>
+          <w:rFonts w:ascii="Times New Roman" w:hAnsi="Times New Roman"/>
+          <w:sz w:val="24"/>
+          <w:szCs w:val="24"/>
+          <w:u w:val="single"/>
+        </w:rPr>
+        <w:t>Melhoria</w:t>
+      </w:r>
+      <w:r>
+        <w:rPr>
+          <w:rFonts w:ascii="Times New Roman" w:hAnsi="Times New Roman"/>
+          <w:sz w:val="24"/>
+          <w:szCs w:val="24"/>
+          <w:u w:val="none"/>
+        </w:rPr>
+        <w:t xml:space="preserve"> </w:t>
+      </w:r>
+      <w:r>
+        <w:rPr>
+          <w:rFonts w:ascii="Times New Roman" w:hAnsi="Times New Roman"/>
+          <w:sz w:val="24"/>
+          <w:szCs w:val="24"/>
+          <w:u w:val="single"/>
+        </w:rPr>
+        <w:t>do</w:t>
+      </w:r>
+      <w:r>
+        <w:rPr>
+          <w:rFonts w:ascii="Times New Roman" w:hAnsi="Times New Roman"/>
+          <w:sz w:val="24"/>
+          <w:szCs w:val="24"/>
+          <w:u w:val="none"/>
+        </w:rPr>
+        <w:t xml:space="preserve"> </w:t>
+      </w:r>
+      <w:r>
+        <w:rPr>
+          <w:rFonts w:ascii="Times New Roman" w:hAnsi="Times New Roman"/>
+          <w:sz w:val="24"/>
+          <w:szCs w:val="24"/>
+          <w:u w:val="single"/>
+        </w:rPr>
+        <w:t>Fluxo</w:t>
+      </w:r>
+      <w:r>
+        <w:rPr>
+          <w:rFonts w:ascii="Times New Roman" w:hAnsi="Times New Roman"/>
+          <w:sz w:val="24"/>
+          <w:szCs w:val="24"/>
+          <w:u w:val="none"/>
+        </w:rPr>
+        <w:t xml:space="preserve"> </w:t>
+      </w:r>
+      <w:r>
+        <w:rPr>
+          <w:rFonts w:ascii="Times New Roman" w:hAnsi="Times New Roman"/>
+          <w:sz w:val="24"/>
+          <w:szCs w:val="24"/>
+          <w:u w:val="single"/>
+        </w:rPr>
+        <w:t>de</w:t>
+      </w:r>
+      <w:r>
+        <w:rPr>
+          <w:rFonts w:ascii="Times New Roman" w:hAnsi="Times New Roman"/>
+          <w:sz w:val="24"/>
+          <w:szCs w:val="24"/>
+          <w:u w:val="none"/>
+        </w:rPr>
+        <w:t xml:space="preserve"> </w:t>
+      </w:r>
+      <w:r>
+        <w:rPr>
+          <w:rFonts w:ascii="Times New Roman" w:hAnsi="Times New Roman"/>
+          <w:sz w:val="24"/>
+          <w:szCs w:val="24"/>
+          <w:u w:val="single"/>
+        </w:rPr>
+        <w:t>Dados</w:t>
+      </w:r>
+      <w:r>
+        <w:rPr>
+          <w:rFonts w:ascii="Times New Roman" w:hAnsi="Times New Roman"/>
+          <w:sz w:val="24"/>
+          <w:szCs w:val="24"/>
+          <w:u w:val="none"/>
+        </w:rPr>
+        <w:t xml:space="preserve"> (</w:t>
+      </w:r>
+      <w:r>
+        <w:rPr>
+          <w:rFonts w:ascii="Times New Roman" w:hAnsi="Times New Roman"/>
+          <w:sz w:val="24"/>
+          <w:szCs w:val="24"/>
+          <w:u w:val="single"/>
+        </w:rPr>
+        <w:t>Throughput</w:t>
+      </w:r>
+      <w:r>
+        <w:rPr>
+          <w:rFonts w:ascii="Times New Roman" w:hAnsi="Times New Roman"/>
+          <w:sz w:val="24"/>
+          <w:szCs w:val="24"/>
+          <w:u w:val="none"/>
+        </w:rPr>
+        <w:t>):</w:t>
+      </w:r>
+    </w:p>
+    <w:p>
+      <w:pPr>
+        <w:pStyle w:val="Normal"/>
+        <w:bidi w:val="0"/>
+        <w:jc w:val="both"/>
+        <w:rPr>
+          <w:rFonts w:ascii="Times New Roman" w:hAnsi="Times New Roman"/>
+          <w:sz w:val="24"/>
+          <w:szCs w:val="24"/>
+          <w:u w:val="none"/>
+        </w:rPr>
+      </w:pPr>
+      <w:r>
+        <w:rPr>
+          <w:rFonts w:ascii="Times New Roman" w:hAnsi="Times New Roman"/>
+          <w:sz w:val="24"/>
+          <w:szCs w:val="24"/>
+          <w:u w:val="none"/>
+        </w:rPr>
+        <w:t>Para maximizar a quantidade de trabalho realizado, o fluxo entre os barramentos e a memória deve ser otimizado.</w:t>
+      </w:r>
+    </w:p>
+    <w:p>
+      <w:pPr>
+        <w:pStyle w:val="Normal"/>
+        <w:numPr>
+          <w:ilvl w:val="0"/>
+          <w:numId w:val="5"/>
+        </w:numPr>
+        <w:bidi w:val="0"/>
+        <w:jc w:val="both"/>
+        <w:rPr/>
+      </w:pPr>
+      <w:r>
+        <w:rPr>
+          <w:rFonts w:ascii="Times New Roman" w:hAnsi="Times New Roman"/>
+          <w:sz w:val="24"/>
+          <w:szCs w:val="24"/>
+          <w:u w:val="single"/>
+        </w:rPr>
+        <w:t>Aumento</w:t>
+      </w:r>
+      <w:r>
+        <w:rPr>
+          <w:rFonts w:ascii="Times New Roman" w:hAnsi="Times New Roman"/>
+          <w:sz w:val="24"/>
+          <w:szCs w:val="24"/>
+          <w:u w:val="none"/>
+        </w:rPr>
+        <w:t xml:space="preserve"> </w:t>
+      </w:r>
+      <w:r>
+        <w:rPr>
+          <w:rFonts w:ascii="Times New Roman" w:hAnsi="Times New Roman"/>
+          <w:sz w:val="24"/>
+          <w:szCs w:val="24"/>
+          <w:u w:val="single"/>
+        </w:rPr>
+        <w:t>da</w:t>
+      </w:r>
+      <w:r>
+        <w:rPr>
+          <w:rFonts w:ascii="Times New Roman" w:hAnsi="Times New Roman"/>
+          <w:sz w:val="24"/>
+          <w:szCs w:val="24"/>
+          <w:u w:val="none"/>
+        </w:rPr>
+        <w:t xml:space="preserve"> </w:t>
+      </w:r>
+      <w:r>
+        <w:rPr>
+          <w:rFonts w:ascii="Times New Roman" w:hAnsi="Times New Roman"/>
+          <w:sz w:val="24"/>
+          <w:szCs w:val="24"/>
+          <w:u w:val="single"/>
+        </w:rPr>
+        <w:t>Largura</w:t>
+      </w:r>
+      <w:r>
+        <w:rPr>
+          <w:rFonts w:ascii="Times New Roman" w:hAnsi="Times New Roman"/>
+          <w:sz w:val="24"/>
+          <w:szCs w:val="24"/>
+          <w:u w:val="none"/>
+        </w:rPr>
+        <w:t xml:space="preserve"> </w:t>
+      </w:r>
+      <w:r>
+        <w:rPr>
+          <w:rFonts w:ascii="Times New Roman" w:hAnsi="Times New Roman"/>
+          <w:sz w:val="24"/>
+          <w:szCs w:val="24"/>
+          <w:u w:val="single"/>
+        </w:rPr>
+        <w:t>de</w:t>
+      </w:r>
+      <w:r>
+        <w:rPr>
+          <w:rFonts w:ascii="Times New Roman" w:hAnsi="Times New Roman"/>
+          <w:sz w:val="24"/>
+          <w:szCs w:val="24"/>
+          <w:u w:val="none"/>
+        </w:rPr>
+        <w:t xml:space="preserve"> </w:t>
+      </w:r>
+      <w:r>
+        <w:rPr>
+          <w:rFonts w:ascii="Times New Roman" w:hAnsi="Times New Roman"/>
+          <w:sz w:val="24"/>
+          <w:szCs w:val="24"/>
+          <w:u w:val="single"/>
+        </w:rPr>
+        <w:t>Banda</w:t>
+      </w:r>
+      <w:r>
+        <w:rPr>
+          <w:rFonts w:ascii="Times New Roman" w:hAnsi="Times New Roman"/>
+          <w:sz w:val="24"/>
+          <w:szCs w:val="24"/>
+          <w:u w:val="none"/>
+        </w:rPr>
+        <w:t>: Utilizar gerações avançadas de memória para que, quando um dado precise ser transferido da RAM para a cache, a taxa de transmissão seja a mais alta possível, reduzindo o tempo de ocupação do barramento.</w:t>
+      </w:r>
+    </w:p>
+    <w:p>
+      <w:pPr>
+        <w:pStyle w:val="Normal"/>
+        <w:numPr>
+          <w:ilvl w:val="0"/>
+          <w:numId w:val="5"/>
+        </w:numPr>
+        <w:bidi w:val="0"/>
+        <w:jc w:val="both"/>
+        <w:rPr>
+          <w:rFonts w:ascii="Times New Roman" w:hAnsi="Times New Roman"/>
+          <w:sz w:val="24"/>
+          <w:szCs w:val="24"/>
+          <w:u w:val="single"/>
+        </w:rPr>
+      </w:pPr>
+      <w:r>
+        <w:rPr>
+          <w:rFonts w:ascii="Times New Roman" w:hAnsi="Times New Roman"/>
+          <w:sz w:val="24"/>
+          <w:szCs w:val="24"/>
+          <w:u w:val="single"/>
+        </w:rPr>
+        <w:t>Gerenciamento</w:t>
+      </w:r>
+      <w:r>
+        <w:rPr>
+          <w:rFonts w:ascii="Times New Roman" w:hAnsi="Times New Roman"/>
+          <w:sz w:val="24"/>
+          <w:szCs w:val="24"/>
+          <w:u w:val="none"/>
+        </w:rPr>
+        <w:t xml:space="preserve"> </w:t>
+      </w:r>
+      <w:r>
+        <w:rPr>
+          <w:rFonts w:ascii="Times New Roman" w:hAnsi="Times New Roman"/>
+          <w:sz w:val="24"/>
+          <w:szCs w:val="24"/>
+          <w:u w:val="single"/>
+        </w:rPr>
+        <w:t>Estratégico</w:t>
+      </w:r>
+      <w:r>
+        <w:rPr>
+          <w:rFonts w:ascii="Times New Roman" w:hAnsi="Times New Roman"/>
+          <w:sz w:val="24"/>
+          <w:szCs w:val="24"/>
+          <w:u w:val="none"/>
+        </w:rPr>
+        <w:t xml:space="preserve">: Manter apenas dados críticos e frequentes na cache e RAM, movendo dados de longo prazo para o armazenamento secundário de alta velocidade, garantindo que a memória de trabalho não fique sobrecarregada com informações irrelevantes, </w:t>
+      </w:r>
+      <w:r>
+        <w:rPr>
+          <w:rFonts w:ascii="Times New Roman" w:hAnsi="Times New Roman"/>
+          <w:sz w:val="24"/>
+          <w:szCs w:val="24"/>
+          <w:u w:val="none"/>
+        </w:rPr>
+        <w:t xml:space="preserve">e explorar a </w:t>
+      </w:r>
+      <w:r>
+        <w:rPr>
+          <w:rFonts w:ascii="Times New Roman" w:hAnsi="Times New Roman"/>
+          <w:sz w:val="24"/>
+          <w:szCs w:val="24"/>
+          <w:u w:val="single"/>
+        </w:rPr>
+        <w:t>Localidade</w:t>
+      </w:r>
+      <w:r>
+        <w:rPr>
+          <w:rFonts w:ascii="Times New Roman" w:hAnsi="Times New Roman"/>
+          <w:sz w:val="24"/>
+          <w:szCs w:val="24"/>
+          <w:u w:val="none"/>
+        </w:rPr>
+        <w:t xml:space="preserve"> </w:t>
+      </w:r>
+      <w:r>
+        <w:rPr>
+          <w:rFonts w:ascii="Times New Roman" w:hAnsi="Times New Roman"/>
+          <w:sz w:val="24"/>
+          <w:szCs w:val="24"/>
+          <w:u w:val="single"/>
+        </w:rPr>
+        <w:t>Temporal</w:t>
+      </w:r>
+      <w:r>
+        <w:rPr>
+          <w:rFonts w:ascii="Times New Roman" w:hAnsi="Times New Roman"/>
+          <w:sz w:val="24"/>
+          <w:szCs w:val="24"/>
+          <w:u w:val="none"/>
+        </w:rPr>
+        <w:t xml:space="preserve"> (reutilização de dados) e a </w:t>
+      </w:r>
+      <w:r>
+        <w:rPr>
+          <w:rFonts w:ascii="Times New Roman" w:hAnsi="Times New Roman"/>
+          <w:sz w:val="24"/>
+          <w:szCs w:val="24"/>
+          <w:u w:val="single"/>
+        </w:rPr>
+        <w:t>Localidade</w:t>
+      </w:r>
+      <w:r>
+        <w:rPr>
+          <w:rFonts w:ascii="Times New Roman" w:hAnsi="Times New Roman"/>
+          <w:sz w:val="24"/>
+          <w:szCs w:val="24"/>
+          <w:u w:val="none"/>
+        </w:rPr>
+        <w:t xml:space="preserve"> </w:t>
+      </w:r>
+      <w:r>
+        <w:rPr>
+          <w:rFonts w:ascii="Times New Roman" w:hAnsi="Times New Roman"/>
+          <w:sz w:val="24"/>
+          <w:szCs w:val="24"/>
+          <w:u w:val="single"/>
+        </w:rPr>
+        <w:t>Espacial</w:t>
+      </w:r>
+      <w:r>
+        <w:rPr>
+          <w:rFonts w:ascii="Times New Roman" w:hAnsi="Times New Roman"/>
+          <w:sz w:val="24"/>
+          <w:szCs w:val="24"/>
+          <w:u w:val="none"/>
+        </w:rPr>
+        <w:t xml:space="preserve"> (acesso de dados visinhos)</w:t>
+      </w:r>
+      <w:r>
+        <w:rPr>
+          <w:rFonts w:ascii="Times New Roman" w:hAnsi="Times New Roman"/>
+          <w:sz w:val="24"/>
+          <w:szCs w:val="24"/>
+          <w:u w:val="none"/>
+        </w:rPr>
+        <w:t xml:space="preserve">. </w:t>
+      </w:r>
+      <w:r>
+        <w:rPr>
+          <w:rFonts w:ascii="Times New Roman" w:hAnsi="Times New Roman"/>
+          <w:sz w:val="24"/>
+          <w:szCs w:val="24"/>
+          <w:u w:val="none"/>
+        </w:rPr>
+        <w:t>Também é necessário maximizar os acertos (</w:t>
+      </w:r>
+      <w:r>
+        <w:rPr>
+          <w:rFonts w:ascii="Times New Roman" w:hAnsi="Times New Roman"/>
+          <w:sz w:val="24"/>
+          <w:szCs w:val="24"/>
+          <w:u w:val="single"/>
+        </w:rPr>
+        <w:t>cache</w:t>
+      </w:r>
+      <w:r>
+        <w:rPr>
+          <w:rFonts w:ascii="Times New Roman" w:hAnsi="Times New Roman"/>
+          <w:sz w:val="24"/>
+          <w:szCs w:val="24"/>
+          <w:u w:val="none"/>
+        </w:rPr>
+        <w:t xml:space="preserve"> </w:t>
+      </w:r>
+      <w:r>
+        <w:rPr>
+          <w:rFonts w:ascii="Times New Roman" w:hAnsi="Times New Roman"/>
+          <w:sz w:val="24"/>
+          <w:szCs w:val="24"/>
+          <w:u w:val="single"/>
+        </w:rPr>
+        <w:t>hits</w:t>
+      </w:r>
+      <w:r>
+        <w:rPr>
+          <w:rFonts w:ascii="Times New Roman" w:hAnsi="Times New Roman"/>
+          <w:sz w:val="24"/>
+          <w:szCs w:val="24"/>
+          <w:u w:val="none"/>
+        </w:rPr>
+        <w:t>) para manter os dados críticos na memória RAM e evitar sobrecargas.</w:t>
       </w:r>
       <w:r>
         <w:br w:type="page"/>
@@ -895,6 +1879,10 @@
     <w:p>
       <w:pPr>
         <w:pStyle w:val="Normal"/>
+        <w:numPr>
+          <w:ilvl w:val="0"/>
+          <w:numId w:val="3"/>
+        </w:numPr>
         <w:spacing w:lineRule="auto" w:line="360"/>
         <w:jc w:val="both"/>
         <w:rPr>
@@ -909,6 +1897,24 @@
           <w:sz w:val="24"/>
           <w:szCs w:val="24"/>
         </w:rPr>
+        <w:t xml:space="preserve">SENNE, Edmar Alves. </w:t>
+      </w:r>
+      <w:r>
+        <w:rPr>
+          <w:rFonts w:ascii="Times New Roman" w:hAnsi="Times New Roman"/>
+          <w:b/>
+          <w:sz w:val="24"/>
+          <w:szCs w:val="24"/>
+        </w:rPr>
+        <w:t>Fundamentos e Arquitetura de Computadores</w:t>
+      </w:r>
+      <w:r>
+        <w:rPr>
+          <w:rFonts w:ascii="Times New Roman" w:hAnsi="Times New Roman"/>
+          <w:sz w:val="24"/>
+          <w:szCs w:val="24"/>
+        </w:rPr>
+        <w:t xml:space="preserve">. Florianópolis, SC: Arqué, 2025 </w:t>
       </w:r>
     </w:p>
     <w:sectPr>
@@ -1212,9 +2218,9 @@
       <w:lvlJc w:val="start"/>
       <w:pPr>
         <w:tabs>
-          <w:tab w:val="num" w:pos="720"/>
-        </w:tabs>
-        <w:ind w:start="720" w:hanging="360"/>
+          <w:tab w:val="num" w:pos="360"/>
+        </w:tabs>
+        <w:ind w:start="360" w:hanging="360"/>
       </w:pPr>
       <w:rPr/>
     </w:lvl>
@@ -1225,9 +2231,9 @@
       <w:lvlJc w:val="start"/>
       <w:pPr>
         <w:tabs>
-          <w:tab w:val="num" w:pos="1080"/>
-        </w:tabs>
-        <w:ind w:start="1080" w:hanging="360"/>
+          <w:tab w:val="num" w:pos="720"/>
+        </w:tabs>
+        <w:ind w:start="720" w:hanging="360"/>
       </w:pPr>
       <w:rPr/>
     </w:lvl>
@@ -1238,9 +2244,9 @@
       <w:lvlJc w:val="start"/>
       <w:pPr>
         <w:tabs>
-          <w:tab w:val="num" w:pos="1440"/>
-        </w:tabs>
-        <w:ind w:start="1440" w:hanging="360"/>
+          <w:tab w:val="num" w:pos="1080"/>
+        </w:tabs>
+        <w:ind w:start="1080" w:hanging="360"/>
       </w:pPr>
       <w:rPr/>
     </w:lvl>
@@ -1251,9 +2257,9 @@
       <w:lvlJc w:val="start"/>
       <w:pPr>
         <w:tabs>
-          <w:tab w:val="num" w:pos="1800"/>
-        </w:tabs>
-        <w:ind w:start="1800" w:hanging="360"/>
+          <w:tab w:val="num" w:pos="1440"/>
+        </w:tabs>
+        <w:ind w:start="1440" w:hanging="360"/>
       </w:pPr>
       <w:rPr/>
     </w:lvl>
@@ -1264,9 +2270,9 @@
       <w:lvlJc w:val="start"/>
       <w:pPr>
         <w:tabs>
-          <w:tab w:val="num" w:pos="2160"/>
-        </w:tabs>
-        <w:ind w:start="2160" w:hanging="360"/>
+          <w:tab w:val="num" w:pos="1800"/>
+        </w:tabs>
+        <w:ind w:start="1800" w:hanging="360"/>
       </w:pPr>
       <w:rPr/>
     </w:lvl>
@@ -1277,9 +2283,9 @@
       <w:lvlJc w:val="start"/>
       <w:pPr>
         <w:tabs>
-          <w:tab w:val="num" w:pos="2520"/>
-        </w:tabs>
-        <w:ind w:start="2520" w:hanging="360"/>
+          <w:tab w:val="num" w:pos="2160"/>
+        </w:tabs>
+        <w:ind w:start="2160" w:hanging="360"/>
       </w:pPr>
       <w:rPr/>
     </w:lvl>
@@ -1290,9 +2296,9 @@
       <w:lvlJc w:val="start"/>
       <w:pPr>
         <w:tabs>
-          <w:tab w:val="num" w:pos="2880"/>
-        </w:tabs>
-        <w:ind w:start="2880" w:hanging="360"/>
+          <w:tab w:val="num" w:pos="2520"/>
+        </w:tabs>
+        <w:ind w:start="2520" w:hanging="360"/>
       </w:pPr>
       <w:rPr/>
     </w:lvl>
@@ -1303,9 +2309,9 @@
       <w:lvlJc w:val="start"/>
       <w:pPr>
         <w:tabs>
-          <w:tab w:val="num" w:pos="3240"/>
-        </w:tabs>
-        <w:ind w:start="3240" w:hanging="360"/>
+          <w:tab w:val="num" w:pos="2880"/>
+        </w:tabs>
+        <w:ind w:start="2880" w:hanging="360"/>
       </w:pPr>
       <w:rPr/>
     </w:lvl>
@@ -1316,14 +2322,407 @@
       <w:lvlJc w:val="start"/>
       <w:pPr>
         <w:tabs>
-          <w:tab w:val="num" w:pos="3600"/>
-        </w:tabs>
-        <w:ind w:start="3600" w:hanging="360"/>
+          <w:tab w:val="num" w:pos="3240"/>
+        </w:tabs>
+        <w:ind w:start="3240" w:hanging="360"/>
       </w:pPr>
       <w:rPr/>
     </w:lvl>
   </w:abstractNum>
   <w:abstractNum w:abstractNumId="3">
+    <w:lvl w:ilvl="0">
+      <w:start w:val="1"/>
+      <w:numFmt w:val="bullet"/>
+      <w:lvlText w:val=""/>
+      <w:lvlJc w:val="start"/>
+      <w:pPr>
+        <w:tabs>
+          <w:tab w:val="num" w:pos="720"/>
+        </w:tabs>
+        <w:ind w:start="720" w:hanging="360"/>
+      </w:pPr>
+      <w:rPr>
+        <w:rFonts w:ascii="Symbol" w:hAnsi="Symbol" w:cs="Symbol" w:hint="default"/>
+      </w:rPr>
+    </w:lvl>
+    <w:lvl w:ilvl="1">
+      <w:start w:val="1"/>
+      <w:numFmt w:val="bullet"/>
+      <w:lvlText w:val="◦"/>
+      <w:lvlJc w:val="start"/>
+      <w:pPr>
+        <w:tabs>
+          <w:tab w:val="num" w:pos="1080"/>
+        </w:tabs>
+        <w:ind w:start="1080" w:hanging="360"/>
+      </w:pPr>
+      <w:rPr>
+        <w:rFonts w:ascii="OpenSymbol" w:hAnsi="OpenSymbol" w:cs="OpenSymbol" w:hint="default"/>
+      </w:rPr>
+    </w:lvl>
+    <w:lvl w:ilvl="2">
+      <w:start w:val="1"/>
+      <w:numFmt w:val="bullet"/>
+      <w:lvlText w:val="▪"/>
+      <w:lvlJc w:val="start"/>
+      <w:pPr>
+        <w:tabs>
+          <w:tab w:val="num" w:pos="1440"/>
+        </w:tabs>
+        <w:ind w:start="1440" w:hanging="360"/>
+      </w:pPr>
+      <w:rPr>
+        <w:rFonts w:ascii="OpenSymbol" w:hAnsi="OpenSymbol" w:cs="OpenSymbol" w:hint="default"/>
+      </w:rPr>
+    </w:lvl>
+    <w:lvl w:ilvl="3">
+      <w:start w:val="1"/>
+      <w:numFmt w:val="bullet"/>
+      <w:lvlText w:val=""/>
+      <w:lvlJc w:val="start"/>
+      <w:pPr>
+        <w:tabs>
+          <w:tab w:val="num" w:pos="1800"/>
+        </w:tabs>
+        <w:ind w:start="1800" w:hanging="360"/>
+      </w:pPr>
+      <w:rPr>
+        <w:rFonts w:ascii="Symbol" w:hAnsi="Symbol" w:cs="Symbol" w:hint="default"/>
+      </w:rPr>
+    </w:lvl>
+    <w:lvl w:ilvl="4">
+      <w:start w:val="1"/>
+      <w:numFmt w:val="bullet"/>
+      <w:lvlText w:val="◦"/>
+      <w:lvlJc w:val="start"/>
+      <w:pPr>
+        <w:tabs>
+          <w:tab w:val="num" w:pos="2160"/>
+        </w:tabs>
+        <w:ind w:start="2160" w:hanging="360"/>
+      </w:pPr>
+      <w:rPr>
+        <w:rFonts w:ascii="OpenSymbol" w:hAnsi="OpenSymbol" w:cs="OpenSymbol" w:hint="default"/>
+      </w:rPr>
+    </w:lvl>
+    <w:lvl w:ilvl="5">
+      <w:start w:val="1"/>
+      <w:numFmt w:val="bullet"/>
+      <w:lvlText w:val="▪"/>
+      <w:lvlJc w:val="start"/>
+      <w:pPr>
+        <w:tabs>
+          <w:tab w:val="num" w:pos="2520"/>
+        </w:tabs>
+        <w:ind w:start="2520" w:hanging="360"/>
+      </w:pPr>
+      <w:rPr>
+        <w:rFonts w:ascii="OpenSymbol" w:hAnsi="OpenSymbol" w:cs="OpenSymbol" w:hint="default"/>
+      </w:rPr>
+    </w:lvl>
+    <w:lvl w:ilvl="6">
+      <w:start w:val="1"/>
+      <w:numFmt w:val="bullet"/>
+      <w:lvlText w:val=""/>
+      <w:lvlJc w:val="start"/>
+      <w:pPr>
+        <w:tabs>
+          <w:tab w:val="num" w:pos="2880"/>
+        </w:tabs>
+        <w:ind w:start="2880" w:hanging="360"/>
+      </w:pPr>
+      <w:rPr>
+        <w:rFonts w:ascii="Symbol" w:hAnsi="Symbol" w:cs="Symbol" w:hint="default"/>
+      </w:rPr>
+    </w:lvl>
+    <w:lvl w:ilvl="7">
+      <w:start w:val="1"/>
+      <w:numFmt w:val="bullet"/>
+      <w:lvlText w:val="◦"/>
+      <w:lvlJc w:val="start"/>
+      <w:pPr>
+        <w:tabs>
+          <w:tab w:val="num" w:pos="3240"/>
+        </w:tabs>
+        <w:ind w:start="3240" w:hanging="360"/>
+      </w:pPr>
+      <w:rPr>
+        <w:rFonts w:ascii="OpenSymbol" w:hAnsi="OpenSymbol" w:cs="OpenSymbol" w:hint="default"/>
+      </w:rPr>
+    </w:lvl>
+    <w:lvl w:ilvl="8">
+      <w:start w:val="1"/>
+      <w:numFmt w:val="bullet"/>
+      <w:lvlText w:val="▪"/>
+      <w:lvlJc w:val="start"/>
+      <w:pPr>
+        <w:tabs>
+          <w:tab w:val="num" w:pos="3600"/>
+        </w:tabs>
+        <w:ind w:start="3600" w:hanging="360"/>
+      </w:pPr>
+      <w:rPr>
+        <w:rFonts w:ascii="OpenSymbol" w:hAnsi="OpenSymbol" w:cs="OpenSymbol" w:hint="default"/>
+      </w:rPr>
+    </w:lvl>
+  </w:abstractNum>
+  <w:abstractNum w:abstractNumId="4">
+    <w:lvl w:ilvl="0">
+      <w:start w:val="1"/>
+      <w:numFmt w:val="decimal"/>
+      <w:lvlText w:val="%1."/>
+      <w:lvlJc w:val="start"/>
+      <w:pPr>
+        <w:tabs>
+          <w:tab w:val="num" w:pos="360"/>
+        </w:tabs>
+        <w:ind w:start="360" w:hanging="360"/>
+      </w:pPr>
+      <w:rPr/>
+    </w:lvl>
+    <w:lvl w:ilvl="1">
+      <w:start w:val="1"/>
+      <w:numFmt w:val="decimal"/>
+      <w:lvlText w:val="%2."/>
+      <w:lvlJc w:val="start"/>
+      <w:pPr>
+        <w:tabs>
+          <w:tab w:val="num" w:pos="720"/>
+        </w:tabs>
+        <w:ind w:start="720" w:hanging="360"/>
+      </w:pPr>
+      <w:rPr/>
+    </w:lvl>
+    <w:lvl w:ilvl="2">
+      <w:start w:val="1"/>
+      <w:numFmt w:val="decimal"/>
+      <w:lvlText w:val="%3."/>
+      <w:lvlJc w:val="start"/>
+      <w:pPr>
+        <w:tabs>
+          <w:tab w:val="num" w:pos="1080"/>
+        </w:tabs>
+        <w:ind w:start="1080" w:hanging="360"/>
+      </w:pPr>
+      <w:rPr/>
+    </w:lvl>
+    <w:lvl w:ilvl="3">
+      <w:start w:val="1"/>
+      <w:numFmt w:val="decimal"/>
+      <w:lvlText w:val="%4."/>
+      <w:lvlJc w:val="start"/>
+      <w:pPr>
+        <w:tabs>
+          <w:tab w:val="num" w:pos="1440"/>
+        </w:tabs>
+        <w:ind w:start="1440" w:hanging="360"/>
+      </w:pPr>
+      <w:rPr/>
+    </w:lvl>
+    <w:lvl w:ilvl="4">
+      <w:start w:val="1"/>
+      <w:numFmt w:val="decimal"/>
+      <w:lvlText w:val="%5."/>
+      <w:lvlJc w:val="start"/>
+      <w:pPr>
+        <w:tabs>
+          <w:tab w:val="num" w:pos="1800"/>
+        </w:tabs>
+        <w:ind w:start="1800" w:hanging="360"/>
+      </w:pPr>
+      <w:rPr/>
+    </w:lvl>
+    <w:lvl w:ilvl="5">
+      <w:start w:val="1"/>
+      <w:numFmt w:val="decimal"/>
+      <w:lvlText w:val="%6."/>
+      <w:lvlJc w:val="start"/>
+      <w:pPr>
+        <w:tabs>
+          <w:tab w:val="num" w:pos="2160"/>
+        </w:tabs>
+        <w:ind w:start="2160" w:hanging="360"/>
+      </w:pPr>
+      <w:rPr/>
+    </w:lvl>
+    <w:lvl w:ilvl="6">
+      <w:start w:val="1"/>
+      <w:numFmt w:val="decimal"/>
+      <w:lvlText w:val="%7."/>
+      <w:lvlJc w:val="start"/>
+      <w:pPr>
+        <w:tabs>
+          <w:tab w:val="num" w:pos="2520"/>
+        </w:tabs>
+        <w:ind w:start="2520" w:hanging="360"/>
+      </w:pPr>
+      <w:rPr/>
+    </w:lvl>
+    <w:lvl w:ilvl="7">
+      <w:start w:val="1"/>
+      <w:numFmt w:val="decimal"/>
+      <w:lvlText w:val="%8."/>
+      <w:lvlJc w:val="start"/>
+      <w:pPr>
+        <w:tabs>
+          <w:tab w:val="num" w:pos="2880"/>
+        </w:tabs>
+        <w:ind w:start="2880" w:hanging="360"/>
+      </w:pPr>
+      <w:rPr/>
+    </w:lvl>
+    <w:lvl w:ilvl="8">
+      <w:start w:val="1"/>
+      <w:numFmt w:val="decimal"/>
+      <w:lvlText w:val="%9."/>
+      <w:lvlJc w:val="start"/>
+      <w:pPr>
+        <w:tabs>
+          <w:tab w:val="num" w:pos="3240"/>
+        </w:tabs>
+        <w:ind w:start="3240" w:hanging="360"/>
+      </w:pPr>
+      <w:rPr/>
+    </w:lvl>
+  </w:abstractNum>
+  <w:abstractNum w:abstractNumId="5">
+    <w:lvl w:ilvl="0">
+      <w:start w:val="1"/>
+      <w:numFmt w:val="bullet"/>
+      <w:lvlText w:val=""/>
+      <w:lvlJc w:val="start"/>
+      <w:pPr>
+        <w:tabs>
+          <w:tab w:val="num" w:pos="360"/>
+        </w:tabs>
+        <w:ind w:start="360" w:hanging="360"/>
+      </w:pPr>
+      <w:rPr>
+        <w:rFonts w:ascii="Symbol" w:hAnsi="Symbol" w:cs="Symbol" w:hint="default"/>
+      </w:rPr>
+    </w:lvl>
+    <w:lvl w:ilvl="1">
+      <w:start w:val="1"/>
+      <w:numFmt w:val="bullet"/>
+      <w:lvlText w:val="◦"/>
+      <w:lvlJc w:val="start"/>
+      <w:pPr>
+        <w:tabs>
+          <w:tab w:val="num" w:pos="720"/>
+        </w:tabs>
+        <w:ind w:start="720" w:hanging="360"/>
+      </w:pPr>
+      <w:rPr>
+        <w:rFonts w:ascii="OpenSymbol" w:hAnsi="OpenSymbol" w:cs="OpenSymbol" w:hint="default"/>
+      </w:rPr>
+    </w:lvl>
+    <w:lvl w:ilvl="2">
+      <w:start w:val="1"/>
+      <w:numFmt w:val="bullet"/>
+      <w:lvlText w:val="▪"/>
+      <w:lvlJc w:val="start"/>
+      <w:pPr>
+        <w:tabs>
+          <w:tab w:val="num" w:pos="1080"/>
+        </w:tabs>
+        <w:ind w:start="1080" w:hanging="360"/>
+      </w:pPr>
+      <w:rPr>
+        <w:rFonts w:ascii="OpenSymbol" w:hAnsi="OpenSymbol" w:cs="OpenSymbol" w:hint="default"/>
+      </w:rPr>
+    </w:lvl>
+    <w:lvl w:ilvl="3">
+      <w:start w:val="1"/>
+      <w:numFmt w:val="bullet"/>
+      <w:lvlText w:val=""/>
+      <w:lvlJc w:val="start"/>
+      <w:pPr>
+        <w:tabs>
+          <w:tab w:val="num" w:pos="1440"/>
+        </w:tabs>
+        <w:ind w:start="1440" w:hanging="360"/>
+      </w:pPr>
+      <w:rPr>
+        <w:rFonts w:ascii="Symbol" w:hAnsi="Symbol" w:cs="Symbol" w:hint="default"/>
+      </w:rPr>
+    </w:lvl>
+    <w:lvl w:ilvl="4">
+      <w:start w:val="1"/>
+      <w:numFmt w:val="bullet"/>
+      <w:lvlText w:val="◦"/>
+      <w:lvlJc w:val="start"/>
+      <w:pPr>
+        <w:tabs>
+          <w:tab w:val="num" w:pos="1800"/>
+        </w:tabs>
+        <w:ind w:start="1800" w:hanging="360"/>
+      </w:pPr>
+      <w:rPr>
+        <w:rFonts w:ascii="OpenSymbol" w:hAnsi="OpenSymbol" w:cs="OpenSymbol" w:hint="default"/>
+      </w:rPr>
+    </w:lvl>
+    <w:lvl w:ilvl="5">
+      <w:start w:val="1"/>
+      <w:numFmt w:val="bullet"/>
+      <w:lvlText w:val="▪"/>
+      <w:lvlJc w:val="start"/>
+      <w:pPr>
+        <w:tabs>
+          <w:tab w:val="num" w:pos="2160"/>
+        </w:tabs>
+        <w:ind w:start="2160" w:hanging="360"/>
+      </w:pPr>
+      <w:rPr>
+        <w:rFonts w:ascii="OpenSymbol" w:hAnsi="OpenSymbol" w:cs="OpenSymbol" w:hint="default"/>
+      </w:rPr>
+    </w:lvl>
+    <w:lvl w:ilvl="6">
+      <w:start w:val="1"/>
+      <w:numFmt w:val="bullet"/>
+      <w:lvlText w:val=""/>
+      <w:lvlJc w:val="start"/>
+      <w:pPr>
+        <w:tabs>
+          <w:tab w:val="num" w:pos="2520"/>
+        </w:tabs>
+        <w:ind w:start="2520" w:hanging="360"/>
+      </w:pPr>
+      <w:rPr>
+        <w:rFonts w:ascii="Symbol" w:hAnsi="Symbol" w:cs="Symbol" w:hint="default"/>
+      </w:rPr>
+    </w:lvl>
+    <w:lvl w:ilvl="7">
+      <w:start w:val="1"/>
+      <w:numFmt w:val="bullet"/>
+      <w:lvlText w:val="◦"/>
+      <w:lvlJc w:val="start"/>
+      <w:pPr>
+        <w:tabs>
+          <w:tab w:val="num" w:pos="2880"/>
+        </w:tabs>
+        <w:ind w:start="2880" w:hanging="360"/>
+      </w:pPr>
+      <w:rPr>
+        <w:rFonts w:ascii="OpenSymbol" w:hAnsi="OpenSymbol" w:cs="OpenSymbol" w:hint="default"/>
+      </w:rPr>
+    </w:lvl>
+    <w:lvl w:ilvl="8">
+      <w:start w:val="1"/>
+      <w:numFmt w:val="bullet"/>
+      <w:lvlText w:val="▪"/>
+      <w:lvlJc w:val="start"/>
+      <w:pPr>
+        <w:tabs>
+          <w:tab w:val="num" w:pos="3240"/>
+        </w:tabs>
+        <w:ind w:start="3240" w:hanging="360"/>
+      </w:pPr>
+      <w:rPr>
+        <w:rFonts w:ascii="OpenSymbol" w:hAnsi="OpenSymbol" w:cs="OpenSymbol" w:hint="default"/>
+      </w:rPr>
+    </w:lvl>
+  </w:abstractNum>
+  <w:abstractNum w:abstractNumId="6">
     <w:lvl w:ilvl="0">
       <w:start w:val="1"/>
       <w:numFmt w:val="none"/>
@@ -1450,6 +2849,15 @@
   </w:num>
   <w:num w:numId="3">
     <w:abstractNumId w:val="3"/>
+  </w:num>
+  <w:num w:numId="4">
+    <w:abstractNumId w:val="4"/>
+  </w:num>
+  <w:num w:numId="5">
+    <w:abstractNumId w:val="5"/>
+  </w:num>
+  <w:num w:numId="6">
+    <w:abstractNumId w:val="6"/>
   </w:num>
 </w:numbering>
 </file>
@@ -1851,6 +3259,7 @@
     <w:qFormat/>
     <w:pPr>
       <w:widowControl/>
+      <w:suppressAutoHyphens w:val="true"/>
       <w:bidi w:val="0"/>
       <w:spacing w:lineRule="auto" w:line="276" w:before="0" w:after="0"/>
       <w:jc w:val="start"/>
@@ -1985,6 +3394,20 @@
     <w:qFormat/>
     <w:rPr/>
   </w:style>
+  <w:style w:type="character" w:styleId="Marcadoresuser">
+    <w:name w:val="Marcadores (user)"/>
+    <w:qFormat/>
+    <w:rPr>
+      <w:rFonts w:ascii="OpenSymbol" w:hAnsi="OpenSymbol" w:eastAsia="OpenSymbol" w:cs="OpenSymbol"/>
+    </w:rPr>
+  </w:style>
+  <w:style w:type="character" w:styleId="Marcadores">
+    <w:name w:val="Marcadores"/>
+    <w:qFormat/>
+    <w:rPr>
+      <w:rFonts w:ascii="OpenSymbol" w:hAnsi="OpenSymbol" w:eastAsia="OpenSymbol" w:cs="OpenSymbol"/>
+    </w:rPr>
+  </w:style>
   <w:style w:type="paragraph" w:styleId="Ttulo">
     <w:name w:val="Título"/>
     <w:basedOn w:val="Normal"/>
@@ -2034,6 +3457,32 @@
   </w:style>
   <w:style w:type="paragraph" w:styleId="ndice">
     <w:name w:val="Índice"/>
+    <w:basedOn w:val="Normal"/>
+    <w:qFormat/>
+    <w:pPr>
+      <w:suppressLineNumbers/>
+    </w:pPr>
+    <w:rPr>
+      <w:rFonts w:cs="Lucida Sans"/>
+    </w:rPr>
+  </w:style>
+  <w:style w:type="paragraph" w:styleId="Ttulouser">
+    <w:name w:val="Título (user)"/>
+    <w:basedOn w:val="Normal"/>
+    <w:next w:val="BodyText"/>
+    <w:qFormat/>
+    <w:pPr>
+      <w:keepNext w:val="true"/>
+      <w:spacing w:before="240" w:after="120"/>
+    </w:pPr>
+    <w:rPr>
+      <w:rFonts w:ascii="Liberation Sans" w:hAnsi="Liberation Sans" w:eastAsia="Microsoft YaHei" w:cs="Lucida Sans"/>
+      <w:sz w:val="28"/>
+      <w:szCs w:val="28"/>
+    </w:rPr>
+  </w:style>
+  <w:style w:type="paragraph" w:styleId="ndiceuser">
+    <w:name w:val="Índice (user)"/>
     <w:basedOn w:val="Normal"/>
     <w:qFormat/>
     <w:pPr>
@@ -2105,6 +3554,13 @@
   </w:style>
   <w:style w:type="paragraph" w:styleId="Cabealhoerodap">
     <w:name w:val="Cabeçalho e rodapé"/>
+    <w:basedOn w:val="Normal"/>
+    <w:qFormat/>
+    <w:pPr/>
+    <w:rPr/>
+  </w:style>
+  <w:style w:type="paragraph" w:styleId="Cabealhoerodapuser">
+    <w:name w:val="Cabeçalho e rodapé (user)"/>
     <w:basedOn w:val="Normal"/>
     <w:qFormat/>
     <w:pPr/>
